--- a/enonces/PKG_enonces.docx
+++ b/enonces/PKG_enonces.docx
@@ -4385,7 +4385,7 @@
           <w:sz w:val="19"/>
           <w:szCs w:val="19"/>
         </w:rPr>
-        <w:t xml:space="preserve">  nom                        ?                       ?</w:t>
+        <w:t xml:space="preserve">  nom                        ?                       ?</w:t>
       </w:r>
     </w:p>
     <w:p>
@@ -4401,7 +4401,7 @@
           <w:sz w:val="19"/>
           <w:szCs w:val="19"/>
         </w:rPr>
-        <w:t xml:space="preserve">  derniereMesure             ?                       ?</w:t>
+        <w:t xml:space="preserve">  derniereMesure             ?                       ?</w:t>
       </w:r>
     </w:p>
     <w:p>
@@ -4417,7 +4417,7 @@
           <w:sz w:val="19"/>
           <w:szCs w:val="19"/>
         </w:rPr>
-        <w:t xml:space="preserve">  numeroDeSerie              ?                       ?</w:t>
+        <w:t xml:space="preserve">  numeroDeSerie              ?                       ?</w:t>
       </w:r>
     </w:p>
     <w:p>

--- a/enonces/PKG_enonces.docx
+++ b/enonces/PKG_enonces.docx
@@ -4,7 +4,52 @@
   <w:body>
     <w:p>
       <w:pPr>
-        <w:spacing w:after="120" w:before="1200"/>
+        <w:spacing w:after="0"/>
+      </w:pPr>
+      <w:r>
+        <w:drawing>
+          <wp:inline distT="0" distB="0" distL="0" distR="0">
+            <wp:extent cx="1514475" cy="723900"/>
+            <wp:effectExtent t="0" r="0" b="0" l="0"/>
+            <wp:docPr id="1" name="logo" descr="Logo de l'EPHEC" title="EPHEC"/>
+            <wp:cNvGraphicFramePr>
+              <a:graphicFrameLocks xmlns:a="http://schemas.openxmlformats.org/drawingml/2006/main" noChangeAspect="1"/>
+            </wp:cNvGraphicFramePr>
+            <a:graphic xmlns:a="http://schemas.openxmlformats.org/drawingml/2006/main">
+              <a:graphicData uri="http://schemas.openxmlformats.org/drawingml/2006/picture">
+                <pic:pic xmlns:pic="http://schemas.openxmlformats.org/drawingml/2006/picture">
+                  <pic:nvPicPr>
+                    <pic:cNvPr id="0" name="" descr=""/>
+                    <pic:cNvPicPr>
+                      <a:picLocks noChangeAspect="1" noChangeArrowheads="1"/>
+                    </pic:cNvPicPr>
+                  </pic:nvPicPr>
+                  <pic:blipFill>
+                    <a:blip r:embed="rId7" cstate="none"/>
+                    <a:srcRect/>
+                    <a:stretch>
+                      <a:fillRect/>
+                    </a:stretch>
+                  </pic:blipFill>
+                  <pic:spPr bwMode="auto">
+                    <a:xfrm>
+                      <a:off x="0" y="0"/>
+                      <a:ext cx="1514475" cy="723900"/>
+                    </a:xfrm>
+                    <a:prstGeom prst="rect">
+                      <a:avLst/>
+                    </a:prstGeom>
+                  </pic:spPr>
+                </pic:pic>
+              </a:graphicData>
+            </a:graphic>
+          </wp:inline>
+        </w:drawing>
+      </w:r>
+    </w:p>
+    <w:p>
+      <w:pPr>
+        <w:spacing w:after="120" w:before="700"/>
         <w:jc w:val="center"/>
       </w:pPr>
       <w:r>
@@ -64,6 +109,7 @@
     </w:p>
     <w:p>
       <w:pPr>
+        <w:keepNext w:val="false"/>
         <w:spacing w:after="120"/>
         <w:jc w:val="center"/>
       </w:pPr>
@@ -78,6 +124,7 @@
     </w:p>
     <w:p>
       <w:pPr>
+        <w:keepNext w:val="false"/>
         <w:spacing w:after="120"/>
         <w:jc w:val="center"/>
       </w:pPr>
@@ -117,32 +164,736 @@
         <w:t xml:space="preserve">Comment travailler ces exercices</w:t>
       </w:r>
     </w:p>
+    <w:tbl>
+      <w:tblPr>
+        <w:tblW w:type="dxa" w:w="9360"/>
+        <w:tblBorders>
+          <w:top w:val="single" w:color="BFBFBF" w:sz="2"/>
+          <w:left w:val="single" w:color="BFBFBF" w:sz="2"/>
+          <w:bottom w:val="single" w:color="BFBFBF" w:sz="2"/>
+          <w:right w:val="single" w:color="BFBFBF" w:sz="2"/>
+          <w:insideH w:val="none"/>
+          <w:insideV w:val="none"/>
+        </w:tblBorders>
+      </w:tblPr>
+      <w:tblGrid>
+        <w:gridCol w:w="9360"/>
+      </w:tblGrid>
+      <w:tr>
+        <w:trPr>
+          <w:cantSplit/>
+        </w:trPr>
+        <w:tc>
+          <w:tcPr>
+            <w:tcW w:type="dxa" w:w="9360"/>
+            <w:shd w:fill="F2F2F2" w:val="clear"/>
+            <w:tcMar>
+              <w:top w:type="dxa" w:w="140"/>
+              <w:left w:type="dxa" w:w="180"/>
+              <w:bottom w:type="dxa" w:w="140"/>
+              <w:right w:type="dxa" w:w="180"/>
+            </w:tcMar>
+          </w:tcPr>
+          <w:p>
+            <w:pPr>
+              <w:keepNext/>
+              <w:spacing w:after="100" w:before="0"/>
+            </w:pPr>
+            <w:r>
+              <w:rPr>
+                <w:sz w:val="22"/>
+                <w:szCs w:val="22"/>
+              </w:rPr>
+              <w:t xml:space="preserve">Les exercices de ce thème se trouvent tous dans </w:t>
+            </w:r>
+            <w:r>
+              <w:rPr>
+                <w:rFonts w:ascii="Consolas" w:hAnsi="Consolas" w:cs="Consolas"/>
+                <w:color w:val="E97132" w:themeColor="accent2"/>
+                <w:sz w:val="18"/>
+                <w:szCs w:val="18"/>
+              </w:rPr>
+              <w:t xml:space="preserve">be.ephec.java.pkg</w:t>
+            </w:r>
+            <w:r>
+              <w:rPr>
+                <w:sz w:val="22"/>
+                <w:szCs w:val="22"/>
+              </w:rPr>
+              <w:t xml:space="preserve">, chacun dans un sous-package.</w:t>
+            </w:r>
+          </w:p>
+          <w:p>
+            <w:pPr>
+              <w:keepNext/>
+              <w:spacing w:after="100" w:before="0"/>
+            </w:pPr>
+            <w:r>
+              <w:rPr>
+                <w:b/>
+                <w:bCs/>
+                <w:sz w:val="22"/>
+                <w:szCs w:val="22"/>
+              </w:rPr>
+              <w:t xml:space="preserve">Chaque exercice est autonome. </w:t>
+            </w:r>
+            <w:r>
+              <w:rPr>
+                <w:sz w:val="22"/>
+                <w:szCs w:val="22"/>
+              </w:rPr>
+              <w:t xml:space="preserve">Son package contient tout ce dont il a besoin et n'importe jamais une classe d'un autre exercice. </w:t>
+            </w:r>
+            <w:r>
+              <w:rPr>
+                <w:sz w:val="22"/>
+                <w:szCs w:val="22"/>
+              </w:rPr>
+              <w:t xml:space="preserve">Quand un exercice reprend une classe d'un exercice précédent, vous partez d'une copie : </w:t>
+            </w:r>
+            <w:r>
+              <w:rPr>
+                <w:sz w:val="22"/>
+                <w:szCs w:val="22"/>
+              </w:rPr>
+              <w:t xml:space="preserve">vous pouvez donc en rater un sans être bloqué pour la suite.</w:t>
+            </w:r>
+          </w:p>
+          <w:p>
+            <w:pPr>
+              <w:keepNext/>
+              <w:spacing w:after="100" w:before="0"/>
+            </w:pPr>
+            <w:r>
+              <w:rPr>
+                <w:b/>
+                <w:bCs/>
+                <w:sz w:val="22"/>
+                <w:szCs w:val="22"/>
+              </w:rPr>
+              <w:t xml:space="preserve">Comment lancer les tests, comment lire un test vert, pourquoi laisser votre code compilable : </w:t>
+            </w:r>
+            <w:r>
+              <w:rPr>
+                <w:sz w:val="22"/>
+                <w:szCs w:val="22"/>
+              </w:rPr>
+              <w:t xml:space="preserve">tout cela est commun à tous les thèmes et se trouve dans un document à part, </w:t>
+            </w:r>
+            <w:r>
+              <w:rPr>
+                <w:rFonts w:ascii="Consolas" w:hAnsi="Consolas" w:cs="Consolas"/>
+                <w:color w:val="E97132" w:themeColor="accent2"/>
+                <w:sz w:val="18"/>
+                <w:szCs w:val="18"/>
+              </w:rPr>
+              <w:t xml:space="preserve">Memento_Exercices.docx</w:t>
+            </w:r>
+            <w:r>
+              <w:rPr>
+                <w:sz w:val="22"/>
+                <w:szCs w:val="22"/>
+              </w:rPr>
+              <w:t xml:space="preserve">. Lisez-le une fois en début d'année.</w:t>
+            </w:r>
+          </w:p>
+          <w:p>
+            <w:pPr>
+              <w:keepNext/>
+              <w:spacing w:after="60" w:before="120"/>
+            </w:pPr>
+            <w:r>
+              <w:rPr>
+                <w:b/>
+                <w:bCs/>
+                <w:sz w:val="22"/>
+                <w:szCs w:val="22"/>
+              </w:rPr>
+              <w:t xml:space="preserve">Comment se lit un exercice</w:t>
+            </w:r>
+          </w:p>
+          <w:p>
+            <w:pPr>
+              <w:keepNext/>
+              <w:spacing w:after="100" w:before="0"/>
+            </w:pPr>
+            <w:r>
+              <w:rPr>
+                <w:sz w:val="22"/>
+                <w:szCs w:val="22"/>
+              </w:rPr>
+              <w:t xml:space="preserve">Chaque exercice suit la même structure. Toutes les sections ne figurent pas dans tous les exercices.</w:t>
+            </w:r>
+          </w:p>
+          <w:tbl>
+            <w:tblPr>
+              <w:tblW w:type="dxa" w:w="8880"/>
+              <w:tblBorders>
+                <w:top w:val="single" w:color="auto" w:sz="4"/>
+                <w:left w:val="single" w:color="auto" w:sz="4"/>
+                <w:bottom w:val="single" w:color="auto" w:sz="4"/>
+                <w:right w:val="single" w:color="auto" w:sz="4"/>
+                <w:insideH w:val="single" w:color="auto" w:sz="4"/>
+                <w:insideV w:val="single" w:color="auto" w:sz="4"/>
+              </w:tblBorders>
+            </w:tblPr>
+            <w:tblGrid>
+              <w:gridCol w:w="2500"/>
+              <w:gridCol w:w="6380"/>
+            </w:tblGrid>
+            <w:tr>
+              <w:trPr>
+                <w:tblHeader/>
+              </w:trPr>
+              <w:tc>
+                <w:tcPr>
+                  <w:tcW w:type="dxa" w:w="2500"/>
+                  <w:shd w:fill="D9D9D9" w:val="clear"/>
+                  <w:tcMar>
+                    <w:top w:type="dxa" w:w="50"/>
+                    <w:left w:type="dxa" w:w="100"/>
+                    <w:bottom w:type="dxa" w:w="50"/>
+                    <w:right w:type="dxa" w:w="100"/>
+                  </w:tcMar>
+                </w:tcPr>
+                <w:p>
+                  <w:pPr>
+                    <w:spacing w:after="0"/>
+                  </w:pPr>
+                  <w:r>
+                    <w:rPr>
+                      <w:b/>
+                      <w:bCs/>
+                      <w:sz w:val="20"/>
+                      <w:szCs w:val="20"/>
+                    </w:rPr>
+                    <w:t xml:space="preserve">Section</w:t>
+                  </w:r>
+                </w:p>
+              </w:tc>
+              <w:tc>
+                <w:tcPr>
+                  <w:tcW w:type="dxa" w:w="6380"/>
+                  <w:shd w:fill="D9D9D9" w:val="clear"/>
+                  <w:tcMar>
+                    <w:top w:type="dxa" w:w="50"/>
+                    <w:left w:type="dxa" w:w="100"/>
+                    <w:bottom w:type="dxa" w:w="50"/>
+                    <w:right w:type="dxa" w:w="100"/>
+                  </w:tcMar>
+                </w:tcPr>
+                <w:p>
+                  <w:pPr>
+                    <w:spacing w:after="0"/>
+                  </w:pPr>
+                  <w:r>
+                    <w:rPr>
+                      <w:b/>
+                      <w:bCs/>
+                      <w:sz w:val="20"/>
+                      <w:szCs w:val="20"/>
+                    </w:rPr>
+                    <w:t xml:space="preserve">Ce qu'elle vous apporte</w:t>
+                  </w:r>
+                </w:p>
+              </w:tc>
+            </w:tr>
+            <w:tr>
+              <w:trPr>
+                <w:cantSplit/>
+              </w:trPr>
+              <w:tc>
+                <w:tcPr>
+                  <w:tcW w:type="dxa" w:w="2500"/>
+                  <w:shd w:fill="FFFFFF" w:val="clear"/>
+                  <w:tcMar>
+                    <w:top w:type="dxa" w:w="50"/>
+                    <w:left w:type="dxa" w:w="100"/>
+                    <w:bottom w:type="dxa" w:w="50"/>
+                    <w:right w:type="dxa" w:w="100"/>
+                  </w:tcMar>
+                </w:tcPr>
+                <w:p>
+                  <w:pPr>
+                    <w:spacing w:after="0"/>
+                  </w:pPr>
+                  <w:r>
+                    <w:rPr>
+                      <w:b/>
+                      <w:bCs/>
+                      <w:sz w:val="20"/>
+                      <w:szCs w:val="20"/>
+                    </w:rPr>
+                    <w:t xml:space="preserve">Objectif</w:t>
+                  </w:r>
+                </w:p>
+              </w:tc>
+              <w:tc>
+                <w:tcPr>
+                  <w:tcW w:type="dxa" w:w="6380"/>
+                  <w:shd w:fill="FFFFFF" w:val="clear"/>
+                  <w:tcMar>
+                    <w:top w:type="dxa" w:w="50"/>
+                    <w:left w:type="dxa" w:w="100"/>
+                    <w:bottom w:type="dxa" w:w="50"/>
+                    <w:right w:type="dxa" w:w="100"/>
+                  </w:tcMar>
+                </w:tcPr>
+                <w:p>
+                  <w:pPr>
+                    <w:spacing w:after="0"/>
+                  </w:pPr>
+                  <w:r>
+                    <w:rPr>
+                      <w:sz w:val="20"/>
+                      <w:szCs w:val="20"/>
+                    </w:rPr>
+                    <w:t xml:space="preserve">Ce que l'exercice vous fait pratiquer, en une ou deux phrases.</w:t>
+                  </w:r>
+                </w:p>
+              </w:tc>
+            </w:tr>
+            <w:tr>
+              <w:trPr>
+                <w:cantSplit/>
+              </w:trPr>
+              <w:tc>
+                <w:tcPr>
+                  <w:tcW w:type="dxa" w:w="2500"/>
+                  <w:shd w:fill="FFFFFF" w:val="clear"/>
+                  <w:tcMar>
+                    <w:top w:type="dxa" w:w="50"/>
+                    <w:left w:type="dxa" w:w="100"/>
+                    <w:bottom w:type="dxa" w:w="50"/>
+                    <w:right w:type="dxa" w:w="100"/>
+                  </w:tcMar>
+                </w:tcPr>
+                <w:p>
+                  <w:pPr>
+                    <w:spacing w:after="0"/>
+                  </w:pPr>
+                  <w:r>
+                    <w:rPr>
+                      <w:b/>
+                      <w:bCs/>
+                      <w:sz w:val="20"/>
+                      <w:szCs w:val="20"/>
+                    </w:rPr>
+                    <w:t xml:space="preserve">Contexte</w:t>
+                  </w:r>
+                </w:p>
+              </w:tc>
+              <w:tc>
+                <w:tcPr>
+                  <w:tcW w:type="dxa" w:w="6380"/>
+                  <w:shd w:fill="FFFFFF" w:val="clear"/>
+                  <w:tcMar>
+                    <w:top w:type="dxa" w:w="50"/>
+                    <w:left w:type="dxa" w:w="100"/>
+                    <w:bottom w:type="dxa" w:w="50"/>
+                    <w:right w:type="dxa" w:w="100"/>
+                  </w:tcMar>
+                </w:tcPr>
+                <w:p>
+                  <w:pPr>
+                    <w:spacing w:after="0"/>
+                  </w:pPr>
+                  <w:r>
+                    <w:rPr>
+                      <w:sz w:val="20"/>
+                      <w:szCs w:val="20"/>
+                    </w:rPr>
+                    <w:t xml:space="preserve">Facultatif. La situation ou le rappel qui éclaire l'énoncé.</w:t>
+                  </w:r>
+                </w:p>
+              </w:tc>
+            </w:tr>
+            <w:tr>
+              <w:trPr>
+                <w:cantSplit/>
+              </w:trPr>
+              <w:tc>
+                <w:tcPr>
+                  <w:tcW w:type="dxa" w:w="2500"/>
+                  <w:shd w:fill="FFFFFF" w:val="clear"/>
+                  <w:tcMar>
+                    <w:top w:type="dxa" w:w="50"/>
+                    <w:left w:type="dxa" w:w="100"/>
+                    <w:bottom w:type="dxa" w:w="50"/>
+                    <w:right w:type="dxa" w:w="100"/>
+                  </w:tcMar>
+                </w:tcPr>
+                <w:p>
+                  <w:pPr>
+                    <w:spacing w:after="0"/>
+                  </w:pPr>
+                  <w:r>
+                    <w:rPr>
+                      <w:b/>
+                      <w:bCs/>
+                      <w:sz w:val="20"/>
+                      <w:szCs w:val="20"/>
+                    </w:rPr>
+                    <w:t xml:space="preserve">Énoncé</w:t>
+                  </w:r>
+                </w:p>
+              </w:tc>
+              <w:tc>
+                <w:tcPr>
+                  <w:tcW w:type="dxa" w:w="6380"/>
+                  <w:shd w:fill="FFFFFF" w:val="clear"/>
+                  <w:tcMar>
+                    <w:top w:type="dxa" w:w="50"/>
+                    <w:left w:type="dxa" w:w="100"/>
+                    <w:bottom w:type="dxa" w:w="50"/>
+                    <w:right w:type="dxa" w:w="100"/>
+                  </w:tcMar>
+                </w:tcPr>
+                <w:p>
+                  <w:pPr>
+                    <w:spacing w:after="0"/>
+                  </w:pPr>
+                  <w:r>
+                    <w:rPr>
+                      <w:sz w:val="20"/>
+                      <w:szCs w:val="20"/>
+                    </w:rPr>
+                    <w:t xml:space="preserve">Ce qu'il faut écrire. Un énoncé long est parfois découpé en deux parties.</w:t>
+                  </w:r>
+                </w:p>
+              </w:tc>
+            </w:tr>
+            <w:tr>
+              <w:trPr>
+                <w:cantSplit/>
+              </w:trPr>
+              <w:tc>
+                <w:tcPr>
+                  <w:tcW w:type="dxa" w:w="2500"/>
+                  <w:shd w:fill="FFFFFF" w:val="clear"/>
+                  <w:tcMar>
+                    <w:top w:type="dxa" w:w="50"/>
+                    <w:left w:type="dxa" w:w="100"/>
+                    <w:bottom w:type="dxa" w:w="50"/>
+                    <w:right w:type="dxa" w:w="100"/>
+                  </w:tcMar>
+                </w:tcPr>
+                <w:p>
+                  <w:pPr>
+                    <w:spacing w:after="0"/>
+                  </w:pPr>
+                  <w:r>
+                    <w:rPr>
+                      <w:b/>
+                      <w:bCs/>
+                      <w:sz w:val="20"/>
+                      <w:szCs w:val="20"/>
+                    </w:rPr>
+                    <w:t xml:space="preserve">Spécifications à respecter</w:t>
+                  </w:r>
+                </w:p>
+              </w:tc>
+              <w:tc>
+                <w:tcPr>
+                  <w:tcW w:type="dxa" w:w="6380"/>
+                  <w:shd w:fill="FFFFFF" w:val="clear"/>
+                  <w:tcMar>
+                    <w:top w:type="dxa" w:w="50"/>
+                    <w:left w:type="dxa" w:w="100"/>
+                    <w:bottom w:type="dxa" w:w="50"/>
+                    <w:right w:type="dxa" w:w="100"/>
+                  </w:tcMar>
+                </w:tcPr>
+                <w:p>
+                  <w:pPr>
+                    <w:spacing w:after="0"/>
+                  </w:pPr>
+                  <w:r>
+                    <w:rPr>
+                      <w:sz w:val="20"/>
+                      <w:szCs w:val="20"/>
+                    </w:rPr>
+                    <w:t xml:space="preserve">Les noms, les signatures et les comportements imposés. Les tests s'appuient dessus : respectez-les à la lettre.</w:t>
+                  </w:r>
+                </w:p>
+              </w:tc>
+            </w:tr>
+            <w:tr>
+              <w:trPr>
+                <w:cantSplit/>
+              </w:trPr>
+              <w:tc>
+                <w:tcPr>
+                  <w:tcW w:type="dxa" w:w="2500"/>
+                  <w:shd w:fill="FFFFFF" w:val="clear"/>
+                  <w:tcMar>
+                    <w:top w:type="dxa" w:w="50"/>
+                    <w:left w:type="dxa" w:w="100"/>
+                    <w:bottom w:type="dxa" w:w="50"/>
+                    <w:right w:type="dxa" w:w="100"/>
+                  </w:tcMar>
+                </w:tcPr>
+                <w:p>
+                  <w:pPr>
+                    <w:spacing w:after="0"/>
+                  </w:pPr>
+                  <w:r>
+                    <w:rPr>
+                      <w:b/>
+                      <w:bCs/>
+                      <w:sz w:val="20"/>
+                      <w:szCs w:val="20"/>
+                    </w:rPr>
+                    <w:t xml:space="preserve">Ce qui vous est fourni</w:t>
+                  </w:r>
+                </w:p>
+              </w:tc>
+              <w:tc>
+                <w:tcPr>
+                  <w:tcW w:type="dxa" w:w="6380"/>
+                  <w:shd w:fill="FFFFFF" w:val="clear"/>
+                  <w:tcMar>
+                    <w:top w:type="dxa" w:w="50"/>
+                    <w:left w:type="dxa" w:w="100"/>
+                    <w:bottom w:type="dxa" w:w="50"/>
+                    <w:right w:type="dxa" w:w="100"/>
+                  </w:tcMar>
+                </w:tcPr>
+                <w:p>
+                  <w:pPr>
+                    <w:spacing w:after="0"/>
+                  </w:pPr>
+                  <w:r>
+                    <w:rPr>
+                      <w:sz w:val="20"/>
+                      <w:szCs w:val="20"/>
+                    </w:rPr>
+                    <w:t xml:space="preserve">Les classes déjà écrites que vous trouverez dans le package de l'exercice.</w:t>
+                  </w:r>
+                </w:p>
+              </w:tc>
+            </w:tr>
+            <w:tr>
+              <w:trPr>
+                <w:cantSplit/>
+              </w:trPr>
+              <w:tc>
+                <w:tcPr>
+                  <w:tcW w:type="dxa" w:w="2500"/>
+                  <w:shd w:fill="FFFFFF" w:val="clear"/>
+                  <w:tcMar>
+                    <w:top w:type="dxa" w:w="50"/>
+                    <w:left w:type="dxa" w:w="100"/>
+                    <w:bottom w:type="dxa" w:w="50"/>
+                    <w:right w:type="dxa" w:w="100"/>
+                  </w:tcMar>
+                </w:tcPr>
+                <w:p>
+                  <w:pPr>
+                    <w:spacing w:after="0"/>
+                  </w:pPr>
+                  <w:r>
+                    <w:rPr>
+                      <w:b/>
+                      <w:bCs/>
+                      <w:sz w:val="20"/>
+                      <w:szCs w:val="20"/>
+                    </w:rPr>
+                    <w:t xml:space="preserve">Exemples attendus</w:t>
+                  </w:r>
+                </w:p>
+              </w:tc>
+              <w:tc>
+                <w:tcPr>
+                  <w:tcW w:type="dxa" w:w="6380"/>
+                  <w:shd w:fill="FFFFFF" w:val="clear"/>
+                  <w:tcMar>
+                    <w:top w:type="dxa" w:w="50"/>
+                    <w:left w:type="dxa" w:w="100"/>
+                    <w:bottom w:type="dxa" w:w="50"/>
+                    <w:right w:type="dxa" w:w="100"/>
+                  </w:tcMar>
+                </w:tcPr>
+                <w:p>
+                  <w:pPr>
+                    <w:spacing w:after="0"/>
+                  </w:pPr>
+                  <w:r>
+                    <w:rPr>
+                      <w:sz w:val="20"/>
+                      <w:szCs w:val="20"/>
+                    </w:rPr>
+                    <w:t xml:space="preserve">Des valeurs d'entrée et les résultats qu'elles doivent produire.</w:t>
+                  </w:r>
+                </w:p>
+              </w:tc>
+            </w:tr>
+            <w:tr>
+              <w:trPr>
+                <w:cantSplit/>
+              </w:trPr>
+              <w:tc>
+                <w:tcPr>
+                  <w:tcW w:type="dxa" w:w="2500"/>
+                  <w:shd w:fill="FFFFFF" w:val="clear"/>
+                  <w:tcMar>
+                    <w:top w:type="dxa" w:w="50"/>
+                    <w:left w:type="dxa" w:w="100"/>
+                    <w:bottom w:type="dxa" w:w="50"/>
+                    <w:right w:type="dxa" w:w="100"/>
+                  </w:tcMar>
+                </w:tcPr>
+                <w:p>
+                  <w:pPr>
+                    <w:spacing w:after="0"/>
+                  </w:pPr>
+                  <w:r>
+                    <w:rPr>
+                      <w:b/>
+                      <w:bCs/>
+                      <w:sz w:val="20"/>
+                      <w:szCs w:val="20"/>
+                    </w:rPr>
+                    <w:t xml:space="preserve">Comment vérifier votre code</w:t>
+                  </w:r>
+                </w:p>
+              </w:tc>
+              <w:tc>
+                <w:tcPr>
+                  <w:tcW w:type="dxa" w:w="6380"/>
+                  <w:shd w:fill="FFFFFF" w:val="clear"/>
+                  <w:tcMar>
+                    <w:top w:type="dxa" w:w="50"/>
+                    <w:left w:type="dxa" w:w="100"/>
+                    <w:bottom w:type="dxa" w:w="50"/>
+                    <w:right w:type="dxa" w:w="100"/>
+                  </w:tcMar>
+                </w:tcPr>
+                <w:p>
+                  <w:pPr>
+                    <w:spacing w:after="0"/>
+                  </w:pPr>
+                  <w:r>
+                    <w:rPr>
+                      <w:sz w:val="20"/>
+                      <w:szCs w:val="20"/>
+                    </w:rPr>
+                    <w:t xml:space="preserve">La classe de test à lancer et ce qu'elle contrôle. Tant qu'elle n'est pas entièrement verte, l'exercice n'est pas terminé.</w:t>
+                  </w:r>
+                </w:p>
+              </w:tc>
+            </w:tr>
+            <w:tr>
+              <w:trPr>
+                <w:cantSplit/>
+              </w:trPr>
+              <w:tc>
+                <w:tcPr>
+                  <w:tcW w:type="dxa" w:w="2500"/>
+                  <w:shd w:fill="FFFFFF" w:val="clear"/>
+                  <w:tcMar>
+                    <w:top w:type="dxa" w:w="50"/>
+                    <w:left w:type="dxa" w:w="100"/>
+                    <w:bottom w:type="dxa" w:w="50"/>
+                    <w:right w:type="dxa" w:w="100"/>
+                  </w:tcMar>
+                </w:tcPr>
+                <w:p>
+                  <w:pPr>
+                    <w:spacing w:after="0"/>
+                  </w:pPr>
+                  <w:r>
+                    <w:rPr>
+                      <w:b/>
+                      <w:bCs/>
+                      <w:sz w:val="20"/>
+                      <w:szCs w:val="20"/>
+                    </w:rPr>
+                    <w:t xml:space="preserve">Questions à se poser</w:t>
+                  </w:r>
+                </w:p>
+              </w:tc>
+              <w:tc>
+                <w:tcPr>
+                  <w:tcW w:type="dxa" w:w="6380"/>
+                  <w:shd w:fill="FFFFFF" w:val="clear"/>
+                  <w:tcMar>
+                    <w:top w:type="dxa" w:w="50"/>
+                    <w:left w:type="dxa" w:w="100"/>
+                    <w:bottom w:type="dxa" w:w="50"/>
+                    <w:right w:type="dxa" w:w="100"/>
+                  </w:tcMar>
+                </w:tcPr>
+                <w:p>
+                  <w:pPr>
+                    <w:spacing w:after="0"/>
+                  </w:pPr>
+                  <w:r>
+                    <w:rPr>
+                      <w:sz w:val="20"/>
+                      <w:szCs w:val="20"/>
+                    </w:rPr>
+                    <w:t xml:space="preserve">Des questions pour prendre du recul une fois l'exercice réussi. Il n'y a rien à rendre : ce sont elles qui fixent ce que vous avez appris.</w:t>
+                  </w:r>
+                </w:p>
+              </w:tc>
+            </w:tr>
+          </w:tbl>
+          <w:p>
+            <w:pPr>
+              <w:keepNext/>
+              <w:spacing w:after="0" w:before="120"/>
+            </w:pPr>
+            <w:r>
+              <w:rPr>
+                <w:sz w:val="22"/>
+                <w:szCs w:val="22"/>
+              </w:rPr>
+              <w:t xml:space="preserve">D'autres titres apparaissent ponctuellement : un piège à connaître, une remarque, un rappel. </w:t>
+            </w:r>
+            <w:r>
+              <w:rPr>
+                <w:sz w:val="22"/>
+                <w:szCs w:val="22"/>
+              </w:rPr>
+              <w:t xml:space="preserve">Ce sont des encarts propres à l'exercice, à lire avant de commencer.</w:t>
+            </w:r>
+          </w:p>
+        </w:tc>
+      </w:tr>
+    </w:tbl>
     <w:p>
       <w:pPr>
         <w:spacing w:after="120"/>
       </w:pPr>
-      <w:r>
-        <w:rPr>
-          <w:sz w:val="22"/>
-          <w:szCs w:val="22"/>
-        </w:rPr>
-        <w:t xml:space="preserve">Les exercices de ce thème vivent sous </w:t>
-      </w:r>
-      <w:r>
-        <w:rPr>
-          <w:rFonts w:ascii="Consolas" w:cs="Consolas" w:eastAsia="Consolas" w:hAnsi="Consolas"/>
-          <w:color w:val="8B2500"/>
-          <w:sz w:val="22"/>
-          <w:szCs w:val="22"/>
-        </w:rPr>
-        <w:t xml:space="preserve">be.ephec.java.pkg</w:t>
-      </w:r>
-      <w:r>
-        <w:rPr>
-          <w:sz w:val="22"/>
-          <w:szCs w:val="22"/>
-        </w:rPr>
-        <w:t xml:space="preserve">, un sous-package par exercice.</w:t>
+    </w:p>
+    <w:p>
+      <w:pPr>
+        <w:keepNext/>
+        <w:spacing w:after="120"/>
+      </w:pPr>
+      <w:r>
+        <w:rPr>
+          <w:sz w:val="22"/>
+          <w:szCs w:val="22"/>
+        </w:rPr>
+        <w:t xml:space="preserve">Les exercices du thème. Leurs codes sont </w:t>
+      </w:r>
+      <w:r>
+        <w:rPr>
+          <w:b/>
+          <w:bCs/>
+          <w:sz w:val="22"/>
+          <w:szCs w:val="22"/>
+        </w:rPr>
+        <w:t xml:space="preserve">cliquables</w:t>
+      </w:r>
+      <w:r>
+        <w:rPr>
+          <w:sz w:val="22"/>
+          <w:szCs w:val="22"/>
+        </w:rPr>
+        <w:t xml:space="preserve"> : ils mènent directement à l'exercice.</w:t>
       </w:r>
     </w:p>
     <w:tbl>
@@ -171,9 +922,9 @@
             <w:tcW w:type="dxa" w:w="2200"/>
             <w:shd w:fill="DEEAF6" w:val="clear"/>
             <w:tcMar>
-              <w:top w:type="dxa" w:w="60"/>
-              <w:left w:type="dxa" w:w="100"/>
-              <w:bottom w:type="dxa" w:w="60"/>
+              <w:top w:type="dxa" w:w="55"/>
+              <w:left w:type="dxa" w:w="100"/>
+              <w:bottom w:type="dxa" w:w="55"/>
               <w:right w:type="dxa" w:w="100"/>
             </w:tcMar>
           </w:tcPr>
@@ -197,9 +948,9 @@
             <w:tcW w:type="dxa" w:w="3400"/>
             <w:shd w:fill="DEEAF6" w:val="clear"/>
             <w:tcMar>
-              <w:top w:type="dxa" w:w="60"/>
-              <w:left w:type="dxa" w:w="100"/>
-              <w:bottom w:type="dxa" w:w="60"/>
+              <w:top w:type="dxa" w:w="55"/>
+              <w:left w:type="dxa" w:w="100"/>
+              <w:bottom w:type="dxa" w:w="55"/>
               <w:right w:type="dxa" w:w="100"/>
             </w:tcMar>
           </w:tcPr>
@@ -223,9 +974,9 @@
             <w:tcW w:type="dxa" w:w="3760"/>
             <w:shd w:fill="DEEAF6" w:val="clear"/>
             <w:tcMar>
-              <w:top w:type="dxa" w:w="60"/>
-              <w:left w:type="dxa" w:w="100"/>
-              <w:bottom w:type="dxa" w:w="60"/>
+              <w:top w:type="dxa" w:w="55"/>
+              <w:left w:type="dxa" w:w="100"/>
+              <w:bottom w:type="dxa" w:w="55"/>
               <w:right w:type="dxa" w:w="100"/>
             </w:tcMar>
           </w:tcPr>
@@ -281,19 +1032,20 @@
           <w:tcPr>
             <w:tcW w:type="dxa" w:w="3400"/>
             <w:tcMar>
-              <w:top w:type="dxa" w:w="60"/>
-              <w:left w:type="dxa" w:w="100"/>
-              <w:bottom w:type="dxa" w:w="60"/>
-              <w:right w:type="dxa" w:w="100"/>
-            </w:tcMar>
-          </w:tcPr>
-          <w:p>
-            <w:pPr>
-              <w:spacing w:after="0"/>
-            </w:pPr>
-            <w:r>
-              <w:rPr>
-                <w:rFonts w:ascii="Consolas" w:cs="Consolas" w:eastAsia="Consolas" w:hAnsi="Consolas"/>
+              <w:top w:type="dxa" w:w="55"/>
+              <w:left w:type="dxa" w:w="100"/>
+              <w:bottom w:type="dxa" w:w="55"/>
+              <w:right w:type="dxa" w:w="100"/>
+            </w:tcMar>
+          </w:tcPr>
+          <w:p>
+            <w:pPr>
+              <w:spacing w:after="0"/>
+            </w:pPr>
+            <w:r>
+              <w:rPr>
+                <w:rFonts w:ascii="Consolas" w:hAnsi="Consolas" w:cs="Consolas"/>
+                <w:color w:val="E97132" w:themeColor="accent2"/>
                 <w:sz w:val="18"/>
                 <w:szCs w:val="18"/>
               </w:rPr>
@@ -305,9 +1057,9 @@
           <w:tcPr>
             <w:tcW w:type="dxa" w:w="3760"/>
             <w:tcMar>
-              <w:top w:type="dxa" w:w="60"/>
-              <w:left w:type="dxa" w:w="100"/>
-              <w:bottom w:type="dxa" w:w="60"/>
+              <w:top w:type="dxa" w:w="55"/>
+              <w:left w:type="dxa" w:w="100"/>
+              <w:bottom w:type="dxa" w:w="55"/>
               <w:right w:type="dxa" w:w="100"/>
             </w:tcMar>
           </w:tcPr>
@@ -361,19 +1113,20 @@
           <w:tcPr>
             <w:tcW w:type="dxa" w:w="3400"/>
             <w:tcMar>
-              <w:top w:type="dxa" w:w="60"/>
-              <w:left w:type="dxa" w:w="100"/>
-              <w:bottom w:type="dxa" w:w="60"/>
-              <w:right w:type="dxa" w:w="100"/>
-            </w:tcMar>
-          </w:tcPr>
-          <w:p>
-            <w:pPr>
-              <w:spacing w:after="0"/>
-            </w:pPr>
-            <w:r>
-              <w:rPr>
-                <w:rFonts w:ascii="Consolas" w:cs="Consolas" w:eastAsia="Consolas" w:hAnsi="Consolas"/>
+              <w:top w:type="dxa" w:w="55"/>
+              <w:left w:type="dxa" w:w="100"/>
+              <w:bottom w:type="dxa" w:w="55"/>
+              <w:right w:type="dxa" w:w="100"/>
+            </w:tcMar>
+          </w:tcPr>
+          <w:p>
+            <w:pPr>
+              <w:spacing w:after="0"/>
+            </w:pPr>
+            <w:r>
+              <w:rPr>
+                <w:rFonts w:ascii="Consolas" w:hAnsi="Consolas" w:cs="Consolas"/>
+                <w:color w:val="E97132" w:themeColor="accent2"/>
                 <w:sz w:val="18"/>
                 <w:szCs w:val="18"/>
               </w:rPr>
@@ -385,9 +1138,9 @@
           <w:tcPr>
             <w:tcW w:type="dxa" w:w="3760"/>
             <w:tcMar>
-              <w:top w:type="dxa" w:w="60"/>
-              <w:left w:type="dxa" w:w="100"/>
-              <w:bottom w:type="dxa" w:w="60"/>
+              <w:top w:type="dxa" w:w="55"/>
+              <w:left w:type="dxa" w:w="100"/>
+              <w:bottom w:type="dxa" w:w="55"/>
               <w:right w:type="dxa" w:w="100"/>
             </w:tcMar>
           </w:tcPr>
@@ -441,19 +1194,20 @@
           <w:tcPr>
             <w:tcW w:type="dxa" w:w="3400"/>
             <w:tcMar>
-              <w:top w:type="dxa" w:w="60"/>
-              <w:left w:type="dxa" w:w="100"/>
-              <w:bottom w:type="dxa" w:w="60"/>
-              <w:right w:type="dxa" w:w="100"/>
-            </w:tcMar>
-          </w:tcPr>
-          <w:p>
-            <w:pPr>
-              <w:spacing w:after="0"/>
-            </w:pPr>
-            <w:r>
-              <w:rPr>
-                <w:rFonts w:ascii="Consolas" w:cs="Consolas" w:eastAsia="Consolas" w:hAnsi="Consolas"/>
+              <w:top w:type="dxa" w:w="55"/>
+              <w:left w:type="dxa" w:w="100"/>
+              <w:bottom w:type="dxa" w:w="55"/>
+              <w:right w:type="dxa" w:w="100"/>
+            </w:tcMar>
+          </w:tcPr>
+          <w:p>
+            <w:pPr>
+              <w:spacing w:after="0"/>
+            </w:pPr>
+            <w:r>
+              <w:rPr>
+                <w:rFonts w:ascii="Consolas" w:hAnsi="Consolas" w:cs="Consolas"/>
+                <w:color w:val="E97132" w:themeColor="accent2"/>
                 <w:sz w:val="18"/>
                 <w:szCs w:val="18"/>
               </w:rPr>
@@ -465,9 +1219,9 @@
           <w:tcPr>
             <w:tcW w:type="dxa" w:w="3760"/>
             <w:tcMar>
-              <w:top w:type="dxa" w:w="60"/>
-              <w:left w:type="dxa" w:w="100"/>
-              <w:bottom w:type="dxa" w:w="60"/>
+              <w:top w:type="dxa" w:w="55"/>
+              <w:left w:type="dxa" w:w="100"/>
+              <w:bottom w:type="dxa" w:w="55"/>
               <w:right w:type="dxa" w:w="100"/>
             </w:tcMar>
           </w:tcPr>
@@ -521,19 +1275,20 @@
           <w:tcPr>
             <w:tcW w:type="dxa" w:w="3400"/>
             <w:tcMar>
-              <w:top w:type="dxa" w:w="60"/>
-              <w:left w:type="dxa" w:w="100"/>
-              <w:bottom w:type="dxa" w:w="60"/>
-              <w:right w:type="dxa" w:w="100"/>
-            </w:tcMar>
-          </w:tcPr>
-          <w:p>
-            <w:pPr>
-              <w:spacing w:after="0"/>
-            </w:pPr>
-            <w:r>
-              <w:rPr>
-                <w:rFonts w:ascii="Consolas" w:cs="Consolas" w:eastAsia="Consolas" w:hAnsi="Consolas"/>
+              <w:top w:type="dxa" w:w="55"/>
+              <w:left w:type="dxa" w:w="100"/>
+              <w:bottom w:type="dxa" w:w="55"/>
+              <w:right w:type="dxa" w:w="100"/>
+            </w:tcMar>
+          </w:tcPr>
+          <w:p>
+            <w:pPr>
+              <w:spacing w:after="0"/>
+            </w:pPr>
+            <w:r>
+              <w:rPr>
+                <w:rFonts w:ascii="Consolas" w:hAnsi="Consolas" w:cs="Consolas"/>
+                <w:color w:val="E97132" w:themeColor="accent2"/>
                 <w:sz w:val="18"/>
                 <w:szCs w:val="18"/>
               </w:rPr>
@@ -545,9 +1300,9 @@
           <w:tcPr>
             <w:tcW w:type="dxa" w:w="3760"/>
             <w:tcMar>
-              <w:top w:type="dxa" w:w="60"/>
-              <w:left w:type="dxa" w:w="100"/>
-              <w:bottom w:type="dxa" w:w="60"/>
+              <w:top w:type="dxa" w:w="55"/>
+              <w:left w:type="dxa" w:w="100"/>
+              <w:bottom w:type="dxa" w:w="55"/>
               <w:right w:type="dxa" w:w="100"/>
             </w:tcMar>
           </w:tcPr>
@@ -601,19 +1356,20 @@
           <w:tcPr>
             <w:tcW w:type="dxa" w:w="3400"/>
             <w:tcMar>
-              <w:top w:type="dxa" w:w="60"/>
-              <w:left w:type="dxa" w:w="100"/>
-              <w:bottom w:type="dxa" w:w="60"/>
-              <w:right w:type="dxa" w:w="100"/>
-            </w:tcMar>
-          </w:tcPr>
-          <w:p>
-            <w:pPr>
-              <w:spacing w:after="0"/>
-            </w:pPr>
-            <w:r>
-              <w:rPr>
-                <w:rFonts w:ascii="Consolas" w:cs="Consolas" w:eastAsia="Consolas" w:hAnsi="Consolas"/>
+              <w:top w:type="dxa" w:w="55"/>
+              <w:left w:type="dxa" w:w="100"/>
+              <w:bottom w:type="dxa" w:w="55"/>
+              <w:right w:type="dxa" w:w="100"/>
+            </w:tcMar>
+          </w:tcPr>
+          <w:p>
+            <w:pPr>
+              <w:spacing w:after="0"/>
+            </w:pPr>
+            <w:r>
+              <w:rPr>
+                <w:rFonts w:ascii="Consolas" w:hAnsi="Consolas" w:cs="Consolas"/>
+                <w:color w:val="E97132" w:themeColor="accent2"/>
                 <w:sz w:val="18"/>
                 <w:szCs w:val="18"/>
               </w:rPr>
@@ -625,113 +1381,36 @@
           <w:tcPr>
             <w:tcW w:type="dxa" w:w="3760"/>
             <w:tcMar>
-              <w:top w:type="dxa" w:w="60"/>
-              <w:left w:type="dxa" w:w="100"/>
-              <w:bottom w:type="dxa" w:w="60"/>
-              <w:right w:type="dxa" w:w="100"/>
-            </w:tcMar>
-          </w:tcPr>
-          <w:p>
-            <w:pPr>
-              <w:spacing w:after="0"/>
-            </w:pPr>
+              <w:top w:type="dxa" w:w="55"/>
+              <w:left w:type="dxa" w:w="100"/>
+              <w:bottom w:type="dxa" w:w="55"/>
+              <w:right w:type="dxa" w:w="100"/>
+            </w:tcMar>
+          </w:tcPr>
+          <w:p>
+            <w:pPr>
+              <w:spacing w:after="0"/>
+            </w:pPr>
+            <w:r>
+              <w:rPr>
+                <w:rFonts w:ascii="Consolas" w:hAnsi="Consolas" w:cs="Consolas"/>
+                <w:color w:val="E97132" w:themeColor="accent2"/>
+                <w:sz w:val="18"/>
+                <w:szCs w:val="18"/>
+              </w:rPr>
+              <w:t xml:space="preserve">protected</w:t>
+            </w:r>
             <w:r>
               <w:rPr>
                 <w:sz w:val="20"/>
                 <w:szCs w:val="20"/>
               </w:rPr>
-              <w:t xml:space="preserve">protected, ou ce que l'héritage ouvre</w:t>
+              <w:t xml:space="preserve">, ou ce que l'héritage ouvre</w:t>
             </w:r>
           </w:p>
         </w:tc>
       </w:tr>
     </w:tbl>
-    <w:p>
-      <w:pPr>
-        <w:spacing w:after="120"/>
-      </w:pPr>
-      <w:r>
-        <w:rPr>
-          <w:b/>
-          <w:bCs/>
-          <w:sz w:val="22"/>
-          <w:szCs w:val="22"/>
-        </w:rPr>
-        <w:t xml:space="preserve">Chaque exercice est autonome. </w:t>
-      </w:r>
-      <w:r>
-        <w:rPr>
-          <w:sz w:val="22"/>
-          <w:szCs w:val="22"/>
-        </w:rPr>
-        <w:t xml:space="preserve">Son package contient tout ce dont il a besoin et n'importe jamais une classe d'un autre exercice.</w:t>
-      </w:r>
-    </w:p>
-    <w:p>
-      <w:pPr>
-        <w:spacing w:after="120"/>
-      </w:pPr>
-      <w:r>
-        <w:rPr>
-          <w:b/>
-          <w:bCs/>
-          <w:sz w:val="22"/>
-          <w:szCs w:val="22"/>
-        </w:rPr>
-        <w:t xml:space="preserve">Comment lancer les tests, comment lire un test vert, pourquoi laisser votre code compilable : </w:t>
-      </w:r>
-      <w:r>
-        <w:rPr>
-          <w:sz w:val="22"/>
-          <w:szCs w:val="22"/>
-        </w:rPr>
-        <w:t xml:space="preserve">tout cela est commun aux quinze thèmes, et vit dans un document à part — </w:t>
-      </w:r>
-      <w:r>
-        <w:rPr>
-          <w:rFonts w:ascii="Consolas" w:cs="Consolas" w:eastAsia="Consolas" w:hAnsi="Consolas"/>
-          <w:color w:val="8B2500"/>
-          <w:sz w:val="22"/>
-          <w:szCs w:val="22"/>
-        </w:rPr>
-        <w:t xml:space="preserve">Memento_Exercices.docx</w:t>
-      </w:r>
-      <w:r>
-        <w:rPr>
-          <w:sz w:val="22"/>
-          <w:szCs w:val="22"/>
-        </w:rPr>
-        <w:t xml:space="preserve">. Lisez-le une fois en début d'année.</w:t>
-      </w:r>
-    </w:p>
-    <w:p>
-      <w:pPr>
-        <w:spacing w:after="120"/>
-      </w:pPr>
-      <w:r>
-        <w:rPr>
-          <w:sz w:val="22"/>
-          <w:szCs w:val="22"/>
-        </w:rPr>
-        <w:t xml:space="preserve">Ce fascicule-ci ne parle que de son thème. Les codes du tableau ci-dessus sont </w:t>
-      </w:r>
-      <w:r>
-        <w:rPr>
-          <w:b/>
-          <w:bCs/>
-          <w:sz w:val="22"/>
-          <w:szCs w:val="22"/>
-        </w:rPr>
-        <w:t xml:space="preserve">cliquables</w:t>
-      </w:r>
-      <w:r>
-        <w:rPr>
-          <w:sz w:val="22"/>
-          <w:szCs w:val="22"/>
-        </w:rPr>
-        <w:t xml:space="preserve"> : ils mènent directement à l'exercice.</w:t>
-      </w:r>
-    </w:p>
     <w:p>
       <w:pPr>
         <w:pStyle w:val="Heading2"/>
@@ -751,6 +1430,7 @@
     </w:p>
     <w:p>
       <w:pPr>
+        <w:keepNext w:val="false"/>
         <w:spacing w:after="120"/>
       </w:pPr>
       <w:r>
@@ -758,7 +1438,23 @@
           <w:sz w:val="22"/>
           <w:szCs w:val="22"/>
         </w:rPr>
-        <w:t xml:space="preserve">La plupart des étudiants connaissent private et public, et croient que le choix se limite à ces deux-là. Il en existe un troisième, qui n'a pas de mot-clé : quand vous n'écrivez rien devant un membre, il devient visible depuis tout le package, et de là seulement.</w:t>
+        <w:t xml:space="preserve">La plupart des étudiants connaissent </w:t>
+      </w:r>
+      <w:r>
+        <w:rPr>
+          <w:rFonts w:ascii="Consolas" w:hAnsi="Consolas" w:cs="Consolas"/>
+          <w:color w:val="E97132" w:themeColor="accent2"/>
+          <w:sz w:val="18"/>
+          <w:szCs w:val="18"/>
+        </w:rPr>
+        <w:t xml:space="preserve">private</w:t>
+      </w:r>
+      <w:r>
+        <w:rPr>
+          <w:sz w:val="22"/>
+          <w:szCs w:val="22"/>
+        </w:rPr>
+        <w:t xml:space="preserve"> et public, et croient que le choix se limite à ces deux-là. Il en existe un troisième, qui n'a pas de mot-clé : quand vous n'écrivez rien devant un membre, il devient visible depuis tout le package, et de là seulement.</w:t>
       </w:r>
     </w:p>
     <w:tbl>
@@ -881,7 +1577,8 @@
             </w:pPr>
             <w:r>
               <w:rPr>
-                <w:rFonts w:ascii="Consolas" w:cs="Consolas" w:eastAsia="Consolas" w:hAnsi="Consolas"/>
+                <w:rFonts w:ascii="Consolas" w:hAnsi="Consolas" w:cs="Consolas"/>
+                <w:color w:val="E97132" w:themeColor="accent2"/>
                 <w:sz w:val="18"/>
                 <w:szCs w:val="18"/>
               </w:rPr>
@@ -905,7 +1602,8 @@
             </w:pPr>
             <w:r>
               <w:rPr>
-                <w:rFonts w:ascii="Consolas" w:cs="Consolas" w:eastAsia="Consolas" w:hAnsi="Consolas"/>
+                <w:rFonts w:ascii="Consolas" w:hAnsi="Consolas" w:cs="Consolas"/>
+                <w:color w:val="E97132" w:themeColor="accent2"/>
                 <w:sz w:val="18"/>
                 <w:szCs w:val="18"/>
               </w:rPr>
@@ -957,7 +1655,8 @@
             </w:pPr>
             <w:r>
               <w:rPr>
-                <w:rFonts w:ascii="Consolas" w:cs="Consolas" w:eastAsia="Consolas" w:hAnsi="Consolas"/>
+                <w:rFonts w:ascii="Consolas" w:hAnsi="Consolas" w:cs="Consolas"/>
+                <w:color w:val="E97132" w:themeColor="accent2"/>
                 <w:sz w:val="18"/>
                 <w:szCs w:val="18"/>
               </w:rPr>
@@ -981,7 +1680,8 @@
             </w:pPr>
             <w:r>
               <w:rPr>
-                <w:rFonts w:ascii="Consolas" w:cs="Consolas" w:eastAsia="Consolas" w:hAnsi="Consolas"/>
+                <w:rFonts w:ascii="Consolas" w:hAnsi="Consolas" w:cs="Consolas"/>
+                <w:color w:val="E97132" w:themeColor="accent2"/>
                 <w:sz w:val="18"/>
                 <w:szCs w:val="18"/>
               </w:rPr>
@@ -1033,7 +1733,8 @@
             </w:pPr>
             <w:r>
               <w:rPr>
-                <w:rFonts w:ascii="Consolas" w:cs="Consolas" w:eastAsia="Consolas" w:hAnsi="Consolas"/>
+                <w:rFonts w:ascii="Consolas" w:hAnsi="Consolas" w:cs="Consolas"/>
+                <w:color w:val="E97132" w:themeColor="accent2"/>
                 <w:sz w:val="18"/>
                 <w:szCs w:val="18"/>
               </w:rPr>
@@ -1057,7 +1758,8 @@
             </w:pPr>
             <w:r>
               <w:rPr>
-                <w:rFonts w:ascii="Consolas" w:cs="Consolas" w:eastAsia="Consolas" w:hAnsi="Consolas"/>
+                <w:rFonts w:ascii="Consolas" w:hAnsi="Consolas" w:cs="Consolas"/>
+                <w:color w:val="E97132" w:themeColor="accent2"/>
                 <w:sz w:val="18"/>
                 <w:szCs w:val="18"/>
               </w:rPr>
@@ -1103,10 +1805,10 @@
       </w:r>
       <w:r>
         <w:rPr>
-          <w:rFonts w:ascii="Consolas" w:cs="Consolas" w:eastAsia="Consolas" w:hAnsi="Consolas"/>
-          <w:color w:val="8B2500"/>
-          <w:sz w:val="22"/>
-          <w:szCs w:val="22"/>
+          <w:rFonts w:ascii="Consolas" w:hAnsi="Consolas" w:cs="Consolas"/>
+          <w:color w:val="E97132" w:themeColor="accent2"/>
+          <w:sz w:val="18"/>
+          <w:szCs w:val="18"/>
         </w:rPr>
         <w:t xml:space="preserve">protected</w:t>
       </w:r>
@@ -1119,10 +1821,10 @@
       </w:r>
       <w:r>
         <w:rPr>
-          <w:rFonts w:ascii="Consolas" w:cs="Consolas" w:eastAsia="Consolas" w:hAnsi="Consolas"/>
-          <w:color w:val="8B2500"/>
-          <w:sz w:val="22"/>
-          <w:szCs w:val="22"/>
+          <w:rFonts w:ascii="Consolas" w:hAnsi="Consolas" w:cs="Consolas"/>
+          <w:color w:val="E97132" w:themeColor="accent2"/>
+          <w:sz w:val="18"/>
+          <w:szCs w:val="18"/>
         </w:rPr>
         <w:t xml:space="preserve">ABS</w:t>
       </w:r>
@@ -1160,6 +1862,7 @@
     </w:p>
     <w:p>
       <w:pPr>
+        <w:keepNext/>
         <w:spacing w:after="120"/>
       </w:pPr>
       <w:r>
@@ -1170,7 +1873,18 @@
           <w:sz w:val="22"/>
           <w:szCs w:val="22"/>
         </w:rPr>
-        <w:t xml:space="preserve">Package : be.ephec.java.pkg.e01</w:t>
+        <w:t xml:space="preserve">Package : </w:t>
+      </w:r>
+      <w:r>
+        <w:rPr>
+          <w:rFonts w:ascii="Consolas" w:hAnsi="Consolas" w:cs="Consolas"/>
+          <w:i/>
+          <w:iCs/>
+          <w:color w:val="E97132" w:themeColor="accent2"/>
+          <w:sz w:val="18"/>
+          <w:szCs w:val="18"/>
+        </w:rPr>
+        <w:t xml:space="preserve">be.ephec.java.pkg.e01</w:t>
       </w:r>
     </w:p>
     <w:p>
@@ -1192,6 +1906,7 @@
     </w:p>
     <w:p>
       <w:pPr>
+        <w:keepNext w:val="false"/>
         <w:spacing w:after="120"/>
       </w:pPr>
       <w:r>
@@ -1232,10 +1947,10 @@
       </w:r>
       <w:r>
         <w:rPr>
-          <w:rFonts w:ascii="Consolas" w:cs="Consolas" w:eastAsia="Consolas" w:hAnsi="Consolas"/>
-          <w:color w:val="8B2500"/>
-          <w:sz w:val="22"/>
-          <w:szCs w:val="22"/>
+          <w:rFonts w:ascii="Consolas" w:hAnsi="Consolas" w:cs="Consolas"/>
+          <w:color w:val="E97132" w:themeColor="accent2"/>
+          <w:sz w:val="18"/>
+          <w:szCs w:val="18"/>
         </w:rPr>
         <w:t xml:space="preserve">Coffre</w:t>
       </w:r>
@@ -1256,9 +1971,10 @@
       </w:pPr>
       <w:r>
         <w:rPr>
-          <w:rFonts w:ascii="Consolas" w:cs="Consolas" w:eastAsia="Consolas" w:hAnsi="Consolas"/>
-          <w:sz w:val="19"/>
-          <w:szCs w:val="19"/>
+          <w:rFonts w:ascii="Consolas" w:hAnsi="Consolas" w:cs="Consolas"/>
+          <w:color w:val="E97132" w:themeColor="accent2"/>
+          <w:sz w:val="18"/>
+          <w:szCs w:val="18"/>
         </w:rPr>
         <w:t xml:space="preserve">private String codeSecret   = "1234";</w:t>
       </w:r>
@@ -1272,9 +1988,10 @@
       </w:pPr>
       <w:r>
         <w:rPr>
-          <w:rFonts w:ascii="Consolas" w:cs="Consolas" w:eastAsia="Consolas" w:hAnsi="Consolas"/>
-          <w:sz w:val="19"/>
-          <w:szCs w:val="19"/>
+          <w:rFonts w:ascii="Consolas" w:hAnsi="Consolas" w:cs="Consolas"/>
+          <w:color w:val="E97132" w:themeColor="accent2"/>
+          <w:sz w:val="18"/>
+          <w:szCs w:val="18"/>
         </w:rPr>
         <w:t xml:space="preserve">        String numero       = "C-07";      // pas de mot-cle</w:t>
       </w:r>
@@ -1288,9 +2005,10 @@
       </w:pPr>
       <w:r>
         <w:rPr>
-          <w:rFonts w:ascii="Consolas" w:cs="Consolas" w:eastAsia="Consolas" w:hAnsi="Consolas"/>
-          <w:sz w:val="19"/>
-          <w:szCs w:val="19"/>
+          <w:rFonts w:ascii="Consolas" w:hAnsi="Consolas" w:cs="Consolas"/>
+          <w:color w:val="E97132" w:themeColor="accent2"/>
+          <w:sz w:val="18"/>
+          <w:szCs w:val="18"/>
         </w:rPr>
         <w:t xml:space="preserve">public  String proprietaire = "Ada";</w:t>
       </w:r>
@@ -1304,9 +2022,10 @@
       </w:pPr>
       <w:r>
         <w:rPr>
-          <w:rFonts w:ascii="Consolas" w:cs="Consolas" w:eastAsia="Consolas" w:hAnsi="Consolas"/>
-          <w:sz w:val="19"/>
-          <w:szCs w:val="19"/>
+          <w:rFonts w:ascii="Consolas" w:hAnsi="Consolas" w:cs="Consolas"/>
+          <w:color w:val="E97132" w:themeColor="accent2"/>
+          <w:sz w:val="18"/>
+          <w:szCs w:val="18"/>
         </w:rPr>
         <w:t xml:space="preserve"> </w:t>
       </w:r>
@@ -1320,9 +2039,10 @@
       </w:pPr>
       <w:r>
         <w:rPr>
-          <w:rFonts w:ascii="Consolas" w:cs="Consolas" w:eastAsia="Consolas" w:hAnsi="Consolas"/>
-          <w:sz w:val="19"/>
-          <w:szCs w:val="19"/>
+          <w:rFonts w:ascii="Consolas" w:hAnsi="Consolas" w:cs="Consolas"/>
+          <w:color w:val="E97132" w:themeColor="accent2"/>
+          <w:sz w:val="18"/>
+          <w:szCs w:val="18"/>
         </w:rPr>
         <w:t xml:space="preserve">private String ouvrirLeMecanisme()  { ... }</w:t>
       </w:r>
@@ -1336,9 +2056,10 @@
       </w:pPr>
       <w:r>
         <w:rPr>
-          <w:rFonts w:ascii="Consolas" w:cs="Consolas" w:eastAsia="Consolas" w:hAnsi="Consolas"/>
-          <w:sz w:val="19"/>
-          <w:szCs w:val="19"/>
+          <w:rFonts w:ascii="Consolas" w:hAnsi="Consolas" w:cs="Consolas"/>
+          <w:color w:val="E97132" w:themeColor="accent2"/>
+          <w:sz w:val="18"/>
+          <w:szCs w:val="18"/>
         </w:rPr>
         <w:t xml:space="preserve">        String verifierLeNumero()   { ... }</w:t>
       </w:r>
@@ -1352,9 +2073,10 @@
       </w:pPr>
       <w:r>
         <w:rPr>
-          <w:rFonts w:ascii="Consolas" w:cs="Consolas" w:eastAsia="Consolas" w:hAnsi="Consolas"/>
-          <w:sz w:val="19"/>
-          <w:szCs w:val="19"/>
+          <w:rFonts w:ascii="Consolas" w:hAnsi="Consolas" w:cs="Consolas"/>
+          <w:color w:val="E97132" w:themeColor="accent2"/>
+          <w:sz w:val="18"/>
+          <w:szCs w:val="18"/>
         </w:rPr>
         <w:t xml:space="preserve">public  String decrire()            { ... }</w:t>
       </w:r>
@@ -1372,10 +2094,10 @@
       </w:r>
       <w:r>
         <w:rPr>
-          <w:rFonts w:ascii="Consolas" w:cs="Consolas" w:eastAsia="Consolas" w:hAnsi="Consolas"/>
-          <w:color w:val="8B2500"/>
-          <w:sz w:val="22"/>
-          <w:szCs w:val="22"/>
+          <w:rFonts w:ascii="Consolas" w:hAnsi="Consolas" w:cs="Consolas"/>
+          <w:color w:val="E97132" w:themeColor="accent2"/>
+          <w:sz w:val="18"/>
+          <w:szCs w:val="18"/>
         </w:rPr>
         <w:t xml:space="preserve">Inspecteur</w:t>
       </w:r>
@@ -1404,10 +2126,10 @@
       </w:r>
       <w:r>
         <w:rPr>
-          <w:rFonts w:ascii="Consolas" w:cs="Consolas" w:eastAsia="Consolas" w:hAnsi="Consolas"/>
-          <w:color w:val="8B2500"/>
-          <w:sz w:val="22"/>
-          <w:szCs w:val="22"/>
+          <w:rFonts w:ascii="Consolas" w:hAnsi="Consolas" w:cs="Consolas"/>
+          <w:color w:val="E97132" w:themeColor="accent2"/>
+          <w:sz w:val="18"/>
+          <w:szCs w:val="18"/>
         </w:rPr>
         <w:t xml:space="preserve">experimenter()</w:t>
       </w:r>
@@ -1432,10 +2154,10 @@
       </w:r>
       <w:r>
         <w:rPr>
-          <w:rFonts w:ascii="Consolas" w:cs="Consolas" w:eastAsia="Consolas" w:hAnsi="Consolas"/>
-          <w:color w:val="8B2500"/>
-          <w:sz w:val="22"/>
-          <w:szCs w:val="22"/>
+          <w:rFonts w:ascii="Consolas" w:hAnsi="Consolas" w:cs="Consolas"/>
+          <w:color w:val="E97132" w:themeColor="accent2"/>
+          <w:sz w:val="18"/>
+          <w:szCs w:val="18"/>
         </w:rPr>
         <w:t xml:space="preserve">membresAccessibles()</w:t>
       </w:r>
@@ -1461,7 +2183,7 @@
           <w:sz w:val="24"/>
           <w:szCs w:val="24"/>
         </w:rPr>
-        <w:t xml:space="preserve">Vérification</w:t>
+        <w:t xml:space="preserve">Comment vérifier votre code</w:t>
       </w:r>
     </w:p>
     <w:tbl>
@@ -1500,9 +2222,10 @@
             </w:pPr>
             <w:r>
               <w:rPr>
-                <w:rFonts w:ascii="Consolas" w:cs="Consolas" w:eastAsia="Consolas" w:hAnsi="Consolas"/>
-                <w:sz w:val="21"/>
-                <w:szCs w:val="21"/>
+                <w:rFonts w:ascii="Consolas" w:hAnsi="Consolas" w:cs="Consolas"/>
+                <w:color w:val="E97132" w:themeColor="accent2"/>
+                <w:sz w:val="18"/>
+                <w:szCs w:val="18"/>
               </w:rPr>
               <w:t xml:space="preserve">be.ephec.java.pkg.e01.InspecteurTest</w:t>
             </w:r>
@@ -1553,7 +2276,23 @@
           <w:sz w:val="22"/>
           <w:szCs w:val="22"/>
         </w:rPr>
-        <w:t xml:space="preserve">Vous êtes dans une autre classe, et pourtant certains membres privés vous sont refusés alors que d'autres membres passent. Contre quoi private protège-t-il exactement : contre l'extérieur de l'objet, ou contre l'extérieur de la classe ?</w:t>
+        <w:t xml:space="preserve">Vous êtes dans une autre classe, et pourtant certains membres privés vous sont refusés alors que d'autres membres passent. Contre quoi </w:t>
+      </w:r>
+      <w:r>
+        <w:rPr>
+          <w:rFonts w:ascii="Consolas" w:hAnsi="Consolas" w:cs="Consolas"/>
+          <w:color w:val="E97132" w:themeColor="accent2"/>
+          <w:sz w:val="18"/>
+          <w:szCs w:val="18"/>
+        </w:rPr>
+        <w:t xml:space="preserve">private</w:t>
+      </w:r>
+      <w:r>
+        <w:rPr>
+          <w:sz w:val="22"/>
+          <w:szCs w:val="22"/>
+        </w:rPr>
+        <w:t xml:space="preserve"> protège-t-il exactement : contre l'extérieur de l'objet, ou contre l'extérieur de la classe ?</w:t>
       </w:r>
     </w:p>
     <w:p>
@@ -1570,7 +2309,23 @@
           <w:sz w:val="22"/>
           <w:szCs w:val="22"/>
         </w:rPr>
-        <w:t xml:space="preserve">Deux objets Coffre différents : le premier peut-il lire le codeSecret du second ? Essayez.</w:t>
+        <w:t xml:space="preserve">Deux objets Coffre différents : le premier peut-il lire le </w:t>
+      </w:r>
+      <w:r>
+        <w:rPr>
+          <w:rFonts w:ascii="Consolas" w:hAnsi="Consolas" w:cs="Consolas"/>
+          <w:color w:val="E97132" w:themeColor="accent2"/>
+          <w:sz w:val="18"/>
+          <w:szCs w:val="18"/>
+        </w:rPr>
+        <w:t xml:space="preserve">codeSecret</w:t>
+      </w:r>
+      <w:r>
+        <w:rPr>
+          <w:sz w:val="22"/>
+          <w:szCs w:val="22"/>
+        </w:rPr>
+        <w:t xml:space="preserve"> du second ? Essayez.</w:t>
       </w:r>
     </w:p>
     <w:p>
@@ -1599,6 +2354,7 @@
     </w:p>
     <w:p>
       <w:pPr>
+        <w:keepNext w:val="false"/>
         <w:spacing w:after="120"/>
       </w:pPr>
       <w:r>
@@ -1609,7 +2365,39 @@
           <w:sz w:val="22"/>
           <w:szCs w:val="22"/>
         </w:rPr>
-        <w:t xml:space="preserve">Packages : be.ephec.java.pkg.e02.coffre et be.ephec.java.pkg.e02.controle</w:t>
+        <w:t xml:space="preserve">Packages : </w:t>
+      </w:r>
+      <w:r>
+        <w:rPr>
+          <w:rFonts w:ascii="Consolas" w:hAnsi="Consolas" w:cs="Consolas"/>
+          <w:i/>
+          <w:iCs/>
+          <w:color w:val="E97132" w:themeColor="accent2"/>
+          <w:sz w:val="18"/>
+          <w:szCs w:val="18"/>
+        </w:rPr>
+        <w:t xml:space="preserve">be.ephec.java.pkg.e02.coffre</w:t>
+      </w:r>
+      <w:r>
+        <w:rPr>
+          <w:i/>
+          <w:iCs/>
+          <w:color w:val="595959"/>
+          <w:sz w:val="22"/>
+          <w:szCs w:val="22"/>
+        </w:rPr>
+        <w:t xml:space="preserve"> et </w:t>
+      </w:r>
+      <w:r>
+        <w:rPr>
+          <w:rFonts w:ascii="Consolas" w:hAnsi="Consolas" w:cs="Consolas"/>
+          <w:i/>
+          <w:iCs/>
+          <w:color w:val="E97132" w:themeColor="accent2"/>
+          <w:sz w:val="18"/>
+          <w:szCs w:val="18"/>
+        </w:rPr>
+        <w:t xml:space="preserve">be.ephec.java.pkg.e02.controle</w:t>
       </w:r>
     </w:p>
     <w:p>
@@ -1631,6 +2419,7 @@
     </w:p>
     <w:p>
       <w:pPr>
+        <w:keepNext w:val="false"/>
         <w:spacing w:after="120"/>
       </w:pPr>
       <w:r>
@@ -1671,10 +2460,10 @@
       </w:r>
       <w:r>
         <w:rPr>
-          <w:rFonts w:ascii="Consolas" w:cs="Consolas" w:eastAsia="Consolas" w:hAnsi="Consolas"/>
-          <w:color w:val="8B2500"/>
-          <w:sz w:val="22"/>
-          <w:szCs w:val="22"/>
+          <w:rFonts w:ascii="Consolas" w:hAnsi="Consolas" w:cs="Consolas"/>
+          <w:color w:val="E97132" w:themeColor="accent2"/>
+          <w:sz w:val="18"/>
+          <w:szCs w:val="18"/>
         </w:rPr>
         <w:t xml:space="preserve">Coffre</w:t>
       </w:r>
@@ -1687,10 +2476,10 @@
       </w:r>
       <w:r>
         <w:rPr>
-          <w:rFonts w:ascii="Consolas" w:cs="Consolas" w:eastAsia="Consolas" w:hAnsi="Consolas"/>
-          <w:color w:val="8B2500"/>
-          <w:sz w:val="22"/>
-          <w:szCs w:val="22"/>
+          <w:rFonts w:ascii="Consolas" w:hAnsi="Consolas" w:cs="Consolas"/>
+          <w:color w:val="E97132" w:themeColor="accent2"/>
+          <w:sz w:val="18"/>
+          <w:szCs w:val="18"/>
         </w:rPr>
         <w:t xml:space="preserve">ControleExterne</w:t>
       </w:r>
@@ -1703,10 +2492,10 @@
       </w:r>
       <w:r>
         <w:rPr>
-          <w:rFonts w:ascii="Consolas" w:cs="Consolas" w:eastAsia="Consolas" w:hAnsi="Consolas"/>
-          <w:color w:val="8B2500"/>
-          <w:sz w:val="22"/>
-          <w:szCs w:val="22"/>
+          <w:rFonts w:ascii="Consolas" w:hAnsi="Consolas" w:cs="Consolas"/>
+          <w:color w:val="E97132" w:themeColor="accent2"/>
+          <w:sz w:val="18"/>
+          <w:szCs w:val="18"/>
         </w:rPr>
         <w:t xml:space="preserve">experimenter()</w:t>
       </w:r>
@@ -1720,6 +2509,7 @@
     </w:p>
     <w:p>
       <w:pPr>
+        <w:keepNext w:val="false"/>
         <w:spacing w:after="120"/>
       </w:pPr>
       <w:r>
@@ -1760,10 +2550,10 @@
       </w:r>
       <w:r>
         <w:rPr>
-          <w:rFonts w:ascii="Consolas" w:cs="Consolas" w:eastAsia="Consolas" w:hAnsi="Consolas"/>
-          <w:color w:val="8B2500"/>
-          <w:sz w:val="22"/>
-          <w:szCs w:val="22"/>
+          <w:rFonts w:ascii="Consolas" w:hAnsi="Consolas" w:cs="Consolas"/>
+          <w:color w:val="E97132" w:themeColor="accent2"/>
+          <w:sz w:val="18"/>
+          <w:szCs w:val="18"/>
         </w:rPr>
         <w:t xml:space="preserve">numeroDu(Coffre)</w:t>
       </w:r>
@@ -1790,10 +2580,10 @@
       </w:r>
       <w:r>
         <w:rPr>
-          <w:rFonts w:ascii="Consolas" w:cs="Consolas" w:eastAsia="Consolas" w:hAnsi="Consolas"/>
-          <w:color w:val="8B2500"/>
-          <w:sz w:val="22"/>
-          <w:szCs w:val="22"/>
+          <w:rFonts w:ascii="Consolas" w:hAnsi="Consolas" w:cs="Consolas"/>
+          <w:color w:val="E97132" w:themeColor="accent2"/>
+          <w:sz w:val="18"/>
+          <w:szCs w:val="18"/>
         </w:rPr>
         <w:t xml:space="preserve">numero</w:t>
       </w:r>
@@ -1815,10 +2605,10 @@
       </w:r>
       <w:r>
         <w:rPr>
-          <w:rFonts w:ascii="Consolas" w:cs="Consolas" w:eastAsia="Consolas" w:hAnsi="Consolas"/>
-          <w:color w:val="8B2500"/>
-          <w:sz w:val="22"/>
-          <w:szCs w:val="22"/>
+          <w:rFonts w:ascii="Consolas" w:hAnsi="Consolas" w:cs="Consolas"/>
+          <w:color w:val="E97132" w:themeColor="accent2"/>
+          <w:sz w:val="18"/>
+          <w:szCs w:val="18"/>
         </w:rPr>
         <w:t xml:space="preserve">public</w:t>
       </w:r>
@@ -1844,7 +2634,7 @@
           <w:sz w:val="24"/>
           <w:szCs w:val="24"/>
         </w:rPr>
-        <w:t xml:space="preserve">Spécifications</w:t>
+        <w:t xml:space="preserve">Spécifications à respecter</w:t>
       </w:r>
     </w:p>
     <w:tbl>
@@ -1967,7 +2757,8 @@
             </w:pPr>
             <w:r>
               <w:rPr>
-                <w:rFonts w:ascii="Consolas" w:cs="Consolas" w:eastAsia="Consolas" w:hAnsi="Consolas"/>
+                <w:rFonts w:ascii="Consolas" w:hAnsi="Consolas" w:cs="Consolas"/>
+                <w:color w:val="E97132" w:themeColor="accent2"/>
                 <w:sz w:val="18"/>
                 <w:szCs w:val="18"/>
               </w:rPr>
@@ -1991,7 +2782,8 @@
             </w:pPr>
             <w:r>
               <w:rPr>
-                <w:rFonts w:ascii="Consolas" w:cs="Consolas" w:eastAsia="Consolas" w:hAnsi="Consolas"/>
+                <w:rFonts w:ascii="Consolas" w:hAnsi="Consolas" w:cs="Consolas"/>
+                <w:color w:val="E97132" w:themeColor="accent2"/>
                 <w:sz w:val="18"/>
                 <w:szCs w:val="18"/>
               </w:rPr>
@@ -2043,7 +2835,8 @@
             </w:pPr>
             <w:r>
               <w:rPr>
-                <w:rFonts w:ascii="Consolas" w:cs="Consolas" w:eastAsia="Consolas" w:hAnsi="Consolas"/>
+                <w:rFonts w:ascii="Consolas" w:hAnsi="Consolas" w:cs="Consolas"/>
+                <w:color w:val="E97132" w:themeColor="accent2"/>
                 <w:sz w:val="18"/>
                 <w:szCs w:val="18"/>
               </w:rPr>
@@ -2067,7 +2860,8 @@
             </w:pPr>
             <w:r>
               <w:rPr>
-                <w:rFonts w:ascii="Consolas" w:cs="Consolas" w:eastAsia="Consolas" w:hAnsi="Consolas"/>
+                <w:rFonts w:ascii="Consolas" w:hAnsi="Consolas" w:cs="Consolas"/>
+                <w:color w:val="E97132" w:themeColor="accent2"/>
                 <w:sz w:val="18"/>
                 <w:szCs w:val="18"/>
               </w:rPr>
@@ -2119,7 +2913,8 @@
             </w:pPr>
             <w:r>
               <w:rPr>
-                <w:rFonts w:ascii="Consolas" w:cs="Consolas" w:eastAsia="Consolas" w:hAnsi="Consolas"/>
+                <w:rFonts w:ascii="Consolas" w:hAnsi="Consolas" w:cs="Consolas"/>
+                <w:color w:val="E97132" w:themeColor="accent2"/>
                 <w:sz w:val="18"/>
                 <w:szCs w:val="18"/>
               </w:rPr>
@@ -2143,7 +2938,8 @@
             </w:pPr>
             <w:r>
               <w:rPr>
-                <w:rFonts w:ascii="Consolas" w:cs="Consolas" w:eastAsia="Consolas" w:hAnsi="Consolas"/>
+                <w:rFonts w:ascii="Consolas" w:hAnsi="Consolas" w:cs="Consolas"/>
+                <w:color w:val="E97132" w:themeColor="accent2"/>
                 <w:sz w:val="18"/>
                 <w:szCs w:val="18"/>
               </w:rPr>
@@ -2190,7 +2986,7 @@
           <w:sz w:val="24"/>
           <w:szCs w:val="24"/>
         </w:rPr>
-        <w:t xml:space="preserve">Vérification</w:t>
+        <w:t xml:space="preserve">Comment vérifier votre code</w:t>
       </w:r>
     </w:p>
     <w:tbl>
@@ -2229,9 +3025,10 @@
             </w:pPr>
             <w:r>
               <w:rPr>
-                <w:rFonts w:ascii="Consolas" w:cs="Consolas" w:eastAsia="Consolas" w:hAnsi="Consolas"/>
-                <w:sz w:val="21"/>
-                <w:szCs w:val="21"/>
+                <w:rFonts w:ascii="Consolas" w:hAnsi="Consolas" w:cs="Consolas"/>
+                <w:color w:val="E97132" w:themeColor="accent2"/>
+                <w:sz w:val="18"/>
+                <w:szCs w:val="18"/>
               </w:rPr>
               <w:t xml:space="preserve">be.ephec.java.pkg.e02.controle.ControleExterneTest</w:t>
             </w:r>
@@ -2270,6 +3067,7 @@
     </w:p>
     <w:p>
       <w:pPr>
+        <w:keepNext w:val="false"/>
         <w:spacing w:after="120"/>
       </w:pPr>
       <w:r>
@@ -2282,6 +3080,7 @@
     </w:p>
     <w:p>
       <w:pPr>
+        <w:keepNext w:val="false"/>
         <w:spacing w:after="120"/>
       </w:pPr>
       <w:r>
@@ -2305,10 +3104,10 @@
       </w:r>
       <w:r>
         <w:rPr>
-          <w:rFonts w:ascii="Consolas" w:cs="Consolas" w:eastAsia="Consolas" w:hAnsi="Consolas"/>
-          <w:color w:val="8B2500"/>
-          <w:sz w:val="22"/>
-          <w:szCs w:val="22"/>
+          <w:rFonts w:ascii="Consolas" w:hAnsi="Consolas" w:cs="Consolas"/>
+          <w:color w:val="E97132" w:themeColor="accent2"/>
+          <w:sz w:val="18"/>
+          <w:szCs w:val="18"/>
         </w:rPr>
         <w:t xml:space="preserve">CC-OBJ.2</w:t>
       </w:r>
@@ -2346,6 +3145,7 @@
     </w:p>
     <w:p>
       <w:pPr>
+        <w:keepNext/>
         <w:spacing w:after="120"/>
       </w:pPr>
       <w:r>
@@ -2356,7 +3156,18 @@
           <w:sz w:val="22"/>
           <w:szCs w:val="22"/>
         </w:rPr>
-        <w:t xml:space="preserve">Package : be.ephec.java.pkg.e03</w:t>
+        <w:t xml:space="preserve">Package : </w:t>
+      </w:r>
+      <w:r>
+        <w:rPr>
+          <w:rFonts w:ascii="Consolas" w:hAnsi="Consolas" w:cs="Consolas"/>
+          <w:i/>
+          <w:iCs/>
+          <w:color w:val="E97132" w:themeColor="accent2"/>
+          <w:sz w:val="18"/>
+          <w:szCs w:val="18"/>
+        </w:rPr>
+        <w:t xml:space="preserve">be.ephec.java.pkg.e03</w:t>
       </w:r>
     </w:p>
     <w:p>
@@ -2378,6 +3189,7 @@
     </w:p>
     <w:p>
       <w:pPr>
+        <w:keepNext w:val="false"/>
         <w:spacing w:after="120"/>
       </w:pPr>
       <w:r>
@@ -2418,10 +3230,10 @@
       </w:r>
       <w:r>
         <w:rPr>
-          <w:rFonts w:ascii="Consolas" w:cs="Consolas" w:eastAsia="Consolas" w:hAnsi="Consolas"/>
-          <w:color w:val="8B2500"/>
-          <w:sz w:val="22"/>
-          <w:szCs w:val="22"/>
+          <w:rFonts w:ascii="Consolas" w:hAnsi="Consolas" w:cs="Consolas"/>
+          <w:color w:val="E97132" w:themeColor="accent2"/>
+          <w:sz w:val="18"/>
+          <w:szCs w:val="18"/>
         </w:rPr>
         <w:t xml:space="preserve">Deck</w:t>
       </w:r>
@@ -2434,10 +3246,10 @@
       </w:r>
       <w:r>
         <w:rPr>
-          <w:rFonts w:ascii="Consolas" w:cs="Consolas" w:eastAsia="Consolas" w:hAnsi="Consolas"/>
-          <w:color w:val="8B2500"/>
-          <w:sz w:val="22"/>
-          <w:szCs w:val="22"/>
+          <w:rFonts w:ascii="Consolas" w:hAnsi="Consolas" w:cs="Consolas"/>
+          <w:color w:val="E97132" w:themeColor="accent2"/>
+          <w:sz w:val="18"/>
+          <w:szCs w:val="18"/>
         </w:rPr>
         <w:t xml:space="preserve">public</w:t>
       </w:r>
@@ -2450,10 +3262,10 @@
       </w:r>
       <w:r>
         <w:rPr>
-          <w:rFonts w:ascii="Consolas" w:cs="Consolas" w:eastAsia="Consolas" w:hAnsi="Consolas"/>
-          <w:color w:val="8B2500"/>
-          <w:sz w:val="22"/>
-          <w:szCs w:val="22"/>
+          <w:rFonts w:ascii="Consolas" w:hAnsi="Consolas" w:cs="Consolas"/>
+          <w:color w:val="E97132" w:themeColor="accent2"/>
+          <w:sz w:val="18"/>
+          <w:szCs w:val="18"/>
         </w:rPr>
         <w:t xml:space="preserve">melanger()</w:t>
       </w:r>
@@ -2478,10 +3290,10 @@
       </w:r>
       <w:r>
         <w:rPr>
-          <w:rFonts w:ascii="Consolas" w:cs="Consolas" w:eastAsia="Consolas" w:hAnsi="Consolas"/>
-          <w:color w:val="8B2500"/>
-          <w:sz w:val="22"/>
-          <w:szCs w:val="22"/>
+          <w:rFonts w:ascii="Consolas" w:hAnsi="Consolas" w:cs="Consolas"/>
+          <w:color w:val="E97132" w:themeColor="accent2"/>
+          <w:sz w:val="18"/>
+          <w:szCs w:val="18"/>
         </w:rPr>
         <w:t xml:space="preserve">Programme</w:t>
       </w:r>
@@ -2494,10 +3306,10 @@
       </w:r>
       <w:r>
         <w:rPr>
-          <w:rFonts w:ascii="Consolas" w:cs="Consolas" w:eastAsia="Consolas" w:hAnsi="Consolas"/>
-          <w:color w:val="8B2500"/>
-          <w:sz w:val="22"/>
-          <w:szCs w:val="22"/>
+          <w:rFonts w:ascii="Consolas" w:hAnsi="Consolas" w:cs="Consolas"/>
+          <w:color w:val="E97132" w:themeColor="accent2"/>
+          <w:sz w:val="18"/>
+          <w:szCs w:val="18"/>
         </w:rPr>
         <w:t xml:space="preserve">Programme</w:t>
       </w:r>
@@ -2537,10 +3349,10 @@
       </w:pPr>
       <w:r>
         <w:rPr>
-          <w:rFonts w:ascii="Consolas" w:cs="Consolas" w:eastAsia="Consolas" w:hAnsi="Consolas"/>
-          <w:color w:val="8B2500"/>
-          <w:sz w:val="22"/>
-          <w:szCs w:val="22"/>
+          <w:rFonts w:ascii="Consolas" w:hAnsi="Consolas" w:cs="Consolas"/>
+          <w:color w:val="E97132" w:themeColor="accent2"/>
+          <w:sz w:val="18"/>
+          <w:szCs w:val="18"/>
         </w:rPr>
         <w:t xml:space="preserve">private</w:t>
       </w:r>
@@ -2579,10 +3391,10 @@
       </w:r>
       <w:r>
         <w:rPr>
-          <w:rFonts w:ascii="Consolas" w:cs="Consolas" w:eastAsia="Consolas" w:hAnsi="Consolas"/>
-          <w:color w:val="8B2500"/>
-          <w:sz w:val="22"/>
-          <w:szCs w:val="22"/>
+          <w:rFonts w:ascii="Consolas" w:hAnsi="Consolas" w:cs="Consolas"/>
+          <w:color w:val="E97132" w:themeColor="accent2"/>
+          <w:sz w:val="18"/>
+          <w:szCs w:val="18"/>
         </w:rPr>
         <w:t xml:space="preserve">verifierIntegrite()</w:t>
       </w:r>
@@ -2605,10 +3417,10 @@
       </w:pPr>
       <w:r>
         <w:rPr>
-          <w:rFonts w:ascii="Consolas" w:cs="Consolas" w:eastAsia="Consolas" w:hAnsi="Consolas"/>
-          <w:color w:val="8B2500"/>
-          <w:sz w:val="22"/>
-          <w:szCs w:val="22"/>
+          <w:rFonts w:ascii="Consolas" w:hAnsi="Consolas" w:cs="Consolas"/>
+          <w:color w:val="E97132" w:themeColor="accent2"/>
+          <w:sz w:val="18"/>
+          <w:szCs w:val="18"/>
         </w:rPr>
         <w:t xml:space="preserve">public</w:t>
       </w:r>
@@ -2621,10 +3433,10 @@
       </w:r>
       <w:r>
         <w:rPr>
-          <w:rFonts w:ascii="Consolas" w:cs="Consolas" w:eastAsia="Consolas" w:hAnsi="Consolas"/>
-          <w:color w:val="8B2500"/>
-          <w:sz w:val="22"/>
-          <w:szCs w:val="22"/>
+          <w:rFonts w:ascii="Consolas" w:hAnsi="Consolas" w:cs="Consolas"/>
+          <w:color w:val="E97132" w:themeColor="accent2"/>
+          <w:sz w:val="18"/>
+          <w:szCs w:val="18"/>
         </w:rPr>
         <w:t xml:space="preserve">Programme</w:t>
       </w:r>
@@ -2650,7 +3462,7 @@
           <w:sz w:val="24"/>
           <w:szCs w:val="24"/>
         </w:rPr>
-        <w:t xml:space="preserve">Vérification</w:t>
+        <w:t xml:space="preserve">Comment vérifier votre code</w:t>
       </w:r>
     </w:p>
     <w:tbl>
@@ -2689,9 +3501,10 @@
             </w:pPr>
             <w:r>
               <w:rPr>
-                <w:rFonts w:ascii="Consolas" w:cs="Consolas" w:eastAsia="Consolas" w:hAnsi="Consolas"/>
-                <w:sz w:val="21"/>
-                <w:szCs w:val="21"/>
+                <w:rFonts w:ascii="Consolas" w:hAnsi="Consolas" w:cs="Consolas"/>
+                <w:color w:val="E97132" w:themeColor="accent2"/>
+                <w:sz w:val="18"/>
+                <w:szCs w:val="18"/>
               </w:rPr>
               <w:t xml:space="preserve">be.ephec.java.pkg.e03.DeckTest</w:t>
             </w:r>
@@ -2775,10 +3588,10 @@
       </w:r>
       <w:r>
         <w:rPr>
-          <w:rFonts w:ascii="Consolas" w:cs="Consolas" w:eastAsia="Consolas" w:hAnsi="Consolas"/>
-          <w:color w:val="8B2500"/>
-          <w:sz w:val="22"/>
-          <w:szCs w:val="22"/>
+          <w:rFonts w:ascii="Consolas" w:hAnsi="Consolas" w:cs="Consolas"/>
+          <w:color w:val="E97132" w:themeColor="accent2"/>
+          <w:sz w:val="18"/>
+          <w:szCs w:val="18"/>
         </w:rPr>
         <w:t xml:space="preserve">CC-CLS.2</w:t>
       </w:r>
@@ -2816,6 +3629,7 @@
     </w:p>
     <w:p>
       <w:pPr>
+        <w:keepNext/>
         <w:spacing w:after="120"/>
       </w:pPr>
       <w:r>
@@ -2826,7 +3640,18 @@
           <w:sz w:val="22"/>
           <w:szCs w:val="22"/>
         </w:rPr>
-        <w:t xml:space="preserve">Package : be.ephec.java.pkg.e04</w:t>
+        <w:t xml:space="preserve">Package : </w:t>
+      </w:r>
+      <w:r>
+        <w:rPr>
+          <w:rFonts w:ascii="Consolas" w:hAnsi="Consolas" w:cs="Consolas"/>
+          <w:i/>
+          <w:iCs/>
+          <w:color w:val="E97132" w:themeColor="accent2"/>
+          <w:sz w:val="18"/>
+          <w:szCs w:val="18"/>
+        </w:rPr>
+        <w:t xml:space="preserve">be.ephec.java.pkg.e04</w:t>
       </w:r>
     </w:p>
     <w:p>
@@ -2848,6 +3673,7 @@
     </w:p>
     <w:p>
       <w:pPr>
+        <w:keepNext w:val="false"/>
         <w:spacing w:after="120"/>
       </w:pPr>
       <w:r>
@@ -2877,6 +3703,7 @@
     </w:p>
     <w:p>
       <w:pPr>
+        <w:keepNext w:val="false"/>
         <w:spacing w:after="120"/>
       </w:pPr>
       <w:r>
@@ -3007,7 +3834,8 @@
             </w:pPr>
             <w:r>
               <w:rPr>
-                <w:rFonts w:ascii="Consolas" w:cs="Consolas" w:eastAsia="Consolas" w:hAnsi="Consolas"/>
+                <w:rFonts w:ascii="Consolas" w:hAnsi="Consolas" w:cs="Consolas"/>
+                <w:color w:val="E97132" w:themeColor="accent2"/>
                 <w:sz w:val="18"/>
                 <w:szCs w:val="18"/>
               </w:rPr>
@@ -3031,7 +3859,8 @@
             </w:pPr>
             <w:r>
               <w:rPr>
-                <w:rFonts w:ascii="Consolas" w:cs="Consolas" w:eastAsia="Consolas" w:hAnsi="Consolas"/>
+                <w:rFonts w:ascii="Consolas" w:hAnsi="Consolas" w:cs="Consolas"/>
+                <w:color w:val="E97132" w:themeColor="accent2"/>
                 <w:sz w:val="18"/>
                 <w:szCs w:val="18"/>
               </w:rPr>
@@ -3083,7 +3912,8 @@
             </w:pPr>
             <w:r>
               <w:rPr>
-                <w:rFonts w:ascii="Consolas" w:cs="Consolas" w:eastAsia="Consolas" w:hAnsi="Consolas"/>
+                <w:rFonts w:ascii="Consolas" w:hAnsi="Consolas" w:cs="Consolas"/>
+                <w:color w:val="E97132" w:themeColor="accent2"/>
                 <w:sz w:val="18"/>
                 <w:szCs w:val="18"/>
               </w:rPr>
@@ -3107,7 +3937,8 @@
             </w:pPr>
             <w:r>
               <w:rPr>
-                <w:rFonts w:ascii="Consolas" w:cs="Consolas" w:eastAsia="Consolas" w:hAnsi="Consolas"/>
+                <w:rFonts w:ascii="Consolas" w:hAnsi="Consolas" w:cs="Consolas"/>
+                <w:color w:val="E97132" w:themeColor="accent2"/>
                 <w:sz w:val="18"/>
                 <w:szCs w:val="18"/>
               </w:rPr>
@@ -3159,7 +3990,8 @@
             </w:pPr>
             <w:r>
               <w:rPr>
-                <w:rFonts w:ascii="Consolas" w:cs="Consolas" w:eastAsia="Consolas" w:hAnsi="Consolas"/>
+                <w:rFonts w:ascii="Consolas" w:hAnsi="Consolas" w:cs="Consolas"/>
+                <w:color w:val="E97132" w:themeColor="accent2"/>
                 <w:sz w:val="18"/>
                 <w:szCs w:val="18"/>
               </w:rPr>
@@ -3183,7 +4015,8 @@
             </w:pPr>
             <w:r>
               <w:rPr>
-                <w:rFonts w:ascii="Consolas" w:cs="Consolas" w:eastAsia="Consolas" w:hAnsi="Consolas"/>
+                <w:rFonts w:ascii="Consolas" w:hAnsi="Consolas" w:cs="Consolas"/>
+                <w:color w:val="E97132" w:themeColor="accent2"/>
                 <w:sz w:val="18"/>
                 <w:szCs w:val="18"/>
               </w:rPr>
@@ -3238,10 +4071,10 @@
       </w:r>
       <w:r>
         <w:rPr>
-          <w:rFonts w:ascii="Consolas" w:cs="Consolas" w:eastAsia="Consolas" w:hAnsi="Consolas"/>
-          <w:color w:val="8B2500"/>
-          <w:sz w:val="22"/>
-          <w:szCs w:val="22"/>
+          <w:rFonts w:ascii="Consolas" w:hAnsi="Consolas" w:cs="Consolas"/>
+          <w:color w:val="E97132" w:themeColor="accent2"/>
+          <w:sz w:val="18"/>
+          <w:szCs w:val="18"/>
         </w:rPr>
         <w:t xml:space="preserve">F6</w:t>
       </w:r>
@@ -3254,10 +4087,10 @@
       </w:r>
       <w:r>
         <w:rPr>
-          <w:rFonts w:ascii="Consolas" w:cs="Consolas" w:eastAsia="Consolas" w:hAnsi="Consolas"/>
-          <w:color w:val="8B2500"/>
-          <w:sz w:val="22"/>
-          <w:szCs w:val="22"/>
+          <w:rFonts w:ascii="Consolas" w:hAnsi="Consolas" w:cs="Consolas"/>
+          <w:color w:val="E97132" w:themeColor="accent2"/>
+          <w:sz w:val="18"/>
+          <w:szCs w:val="18"/>
         </w:rPr>
         <w:t xml:space="preserve">import</w:t>
       </w:r>
@@ -3283,7 +4116,7 @@
           <w:sz w:val="24"/>
           <w:szCs w:val="24"/>
         </w:rPr>
-        <w:t xml:space="preserve">Vérification</w:t>
+        <w:t xml:space="preserve">Comment vérifier votre code</w:t>
       </w:r>
     </w:p>
     <w:tbl>
@@ -3322,9 +4155,10 @@
             </w:pPr>
             <w:r>
               <w:rPr>
-                <w:rFonts w:ascii="Consolas" w:cs="Consolas" w:eastAsia="Consolas" w:hAnsi="Consolas"/>
-                <w:sz w:val="21"/>
-                <w:szCs w:val="21"/>
+                <w:rFonts w:ascii="Consolas" w:hAnsi="Consolas" w:cs="Consolas"/>
+                <w:color w:val="E97132" w:themeColor="accent2"/>
+                <w:sz w:val="18"/>
+                <w:szCs w:val="18"/>
               </w:rPr>
               <w:t xml:space="preserve">be.ephec.java.pkg.e04.DecoupageTest</w:t>
             </w:r>
@@ -3363,6 +4197,7 @@
     </w:p>
     <w:p>
       <w:pPr>
+        <w:keepNext w:val="false"/>
         <w:spacing w:after="120"/>
       </w:pPr>
       <w:r>
@@ -3382,15 +4217,17 @@
       </w:pPr>
       <w:r>
         <w:rPr>
-          <w:rFonts w:ascii="Consolas" w:cs="Consolas" w:eastAsia="Consolas" w:hAnsi="Consolas"/>
-          <w:sz w:val="19"/>
-          <w:szCs w:val="19"/>
+          <w:rFonts w:ascii="Consolas" w:hAnsi="Consolas" w:cs="Consolas"/>
+          <w:color w:val="E97132" w:themeColor="accent2"/>
+          <w:sz w:val="18"/>
+          <w:szCs w:val="18"/>
         </w:rPr>
         <w:t xml:space="preserve">application  -&gt;  service  -&gt;  modele</w:t>
       </w:r>
     </w:p>
     <w:p>
       <w:pPr>
+        <w:keepNext w:val="false"/>
         <w:spacing w:after="120"/>
       </w:pPr>
       <w:r>
@@ -3465,10 +4302,10 @@
       </w:r>
       <w:r>
         <w:rPr>
-          <w:rFonts w:ascii="Consolas" w:cs="Consolas" w:eastAsia="Consolas" w:hAnsi="Consolas"/>
-          <w:color w:val="8B2500"/>
-          <w:sz w:val="22"/>
-          <w:szCs w:val="22"/>
+          <w:rFonts w:ascii="Consolas" w:hAnsi="Consolas" w:cs="Consolas"/>
+          <w:color w:val="E97132" w:themeColor="accent2"/>
+          <w:sz w:val="18"/>
+          <w:szCs w:val="18"/>
         </w:rPr>
         <w:t xml:space="preserve">CC-CLS.1</w:t>
       </w:r>
@@ -3506,6 +4343,7 @@
     </w:p>
     <w:p>
       <w:pPr>
+        <w:keepNext/>
         <w:spacing w:after="120"/>
       </w:pPr>
       <w:r>
@@ -3516,7 +4354,18 @@
           <w:sz w:val="22"/>
           <w:szCs w:val="22"/>
         </w:rPr>
-        <w:t xml:space="preserve">Package : be.ephec.java.pkg.e05</w:t>
+        <w:t xml:space="preserve">Package : </w:t>
+      </w:r>
+      <w:r>
+        <w:rPr>
+          <w:rFonts w:ascii="Consolas" w:hAnsi="Consolas" w:cs="Consolas"/>
+          <w:i/>
+          <w:iCs/>
+          <w:color w:val="E97132" w:themeColor="accent2"/>
+          <w:sz w:val="18"/>
+          <w:szCs w:val="18"/>
+        </w:rPr>
+        <w:t xml:space="preserve">be.ephec.java.pkg.e05</w:t>
       </w:r>
     </w:p>
     <w:p>
@@ -3538,6 +4387,7 @@
     </w:p>
     <w:p>
       <w:pPr>
+        <w:keepNext w:val="false"/>
         <w:spacing w:after="120"/>
       </w:pPr>
       <w:r>
@@ -3571,10 +4421,10 @@
       </w:pPr>
       <w:r>
         <w:rPr>
-          <w:rFonts w:ascii="Consolas" w:cs="Consolas" w:eastAsia="Consolas" w:hAnsi="Consolas"/>
-          <w:color w:val="8B2500"/>
-          <w:sz w:val="22"/>
-          <w:szCs w:val="22"/>
+          <w:rFonts w:ascii="Consolas" w:hAnsi="Consolas" w:cs="Consolas"/>
+          <w:color w:val="E97132" w:themeColor="accent2"/>
+          <w:sz w:val="18"/>
+          <w:szCs w:val="18"/>
         </w:rPr>
         <w:t xml:space="preserve">PKG.1</w:t>
       </w:r>
@@ -3587,10 +4437,10 @@
       </w:r>
       <w:r>
         <w:rPr>
-          <w:rFonts w:ascii="Consolas" w:cs="Consolas" w:eastAsia="Consolas" w:hAnsi="Consolas"/>
-          <w:color w:val="8B2500"/>
-          <w:sz w:val="22"/>
-          <w:szCs w:val="22"/>
+          <w:rFonts w:ascii="Consolas" w:hAnsi="Consolas" w:cs="Consolas"/>
+          <w:color w:val="E97132" w:themeColor="accent2"/>
+          <w:sz w:val="18"/>
+          <w:szCs w:val="18"/>
         </w:rPr>
         <w:t xml:space="preserve">PKG.4</w:t>
       </w:r>
@@ -3603,10 +4453,10 @@
       </w:r>
       <w:r>
         <w:rPr>
-          <w:rFonts w:ascii="Consolas" w:cs="Consolas" w:eastAsia="Consolas" w:hAnsi="Consolas"/>
-          <w:color w:val="8B2500"/>
-          <w:sz w:val="22"/>
-          <w:szCs w:val="22"/>
+          <w:rFonts w:ascii="Consolas" w:hAnsi="Consolas" w:cs="Consolas"/>
+          <w:color w:val="E97132" w:themeColor="accent2"/>
+          <w:sz w:val="18"/>
+          <w:szCs w:val="18"/>
         </w:rPr>
         <w:t xml:space="preserve">protected</w:t>
       </w:r>
@@ -3711,7 +4561,8 @@
             </w:pPr>
             <w:r>
               <w:rPr>
-                <w:rFonts w:ascii="Consolas" w:cs="Consolas" w:eastAsia="Consolas" w:hAnsi="Consolas"/>
+                <w:rFonts w:ascii="Consolas" w:hAnsi="Consolas" w:cs="Consolas"/>
+                <w:color w:val="E97132" w:themeColor="accent2"/>
                 <w:sz w:val="18"/>
                 <w:szCs w:val="18"/>
               </w:rPr>
@@ -3735,7 +4586,8 @@
             </w:pPr>
             <w:r>
               <w:rPr>
-                <w:rFonts w:ascii="Consolas" w:cs="Consolas" w:eastAsia="Consolas" w:hAnsi="Consolas"/>
+                <w:rFonts w:ascii="Consolas" w:hAnsi="Consolas" w:cs="Consolas"/>
+                <w:color w:val="E97132" w:themeColor="accent2"/>
                 <w:sz w:val="18"/>
                 <w:szCs w:val="18"/>
               </w:rPr>
@@ -3764,7 +4616,8 @@
             </w:pPr>
             <w:r>
               <w:rPr>
-                <w:rFonts w:ascii="Consolas" w:cs="Consolas" w:eastAsia="Consolas" w:hAnsi="Consolas"/>
+                <w:rFonts w:ascii="Consolas" w:hAnsi="Consolas" w:cs="Consolas"/>
+                <w:color w:val="E97132" w:themeColor="accent2"/>
                 <w:sz w:val="18"/>
                 <w:szCs w:val="18"/>
               </w:rPr>
@@ -3788,7 +4641,8 @@
             </w:pPr>
             <w:r>
               <w:rPr>
-                <w:rFonts w:ascii="Consolas" w:cs="Consolas" w:eastAsia="Consolas" w:hAnsi="Consolas"/>
+                <w:rFonts w:ascii="Consolas" w:hAnsi="Consolas" w:cs="Consolas"/>
+                <w:color w:val="E97132" w:themeColor="accent2"/>
                 <w:sz w:val="18"/>
                 <w:szCs w:val="18"/>
               </w:rPr>
@@ -3817,7 +4671,8 @@
             </w:pPr>
             <w:r>
               <w:rPr>
-                <w:rFonts w:ascii="Consolas" w:cs="Consolas" w:eastAsia="Consolas" w:hAnsi="Consolas"/>
+                <w:rFonts w:ascii="Consolas" w:hAnsi="Consolas" w:cs="Consolas"/>
+                <w:color w:val="E97132" w:themeColor="accent2"/>
                 <w:sz w:val="18"/>
                 <w:szCs w:val="18"/>
               </w:rPr>
@@ -3841,7 +4696,8 @@
             </w:pPr>
             <w:r>
               <w:rPr>
-                <w:rFonts w:ascii="Consolas" w:cs="Consolas" w:eastAsia="Consolas" w:hAnsi="Consolas"/>
+                <w:rFonts w:ascii="Consolas" w:hAnsi="Consolas" w:cs="Consolas"/>
+                <w:color w:val="E97132" w:themeColor="accent2"/>
                 <w:sz w:val="18"/>
                 <w:szCs w:val="18"/>
               </w:rPr>
@@ -3870,7 +4726,8 @@
             </w:pPr>
             <w:r>
               <w:rPr>
-                <w:rFonts w:ascii="Consolas" w:cs="Consolas" w:eastAsia="Consolas" w:hAnsi="Consolas"/>
+                <w:rFonts w:ascii="Consolas" w:hAnsi="Consolas" w:cs="Consolas"/>
+                <w:color w:val="E97132" w:themeColor="accent2"/>
                 <w:sz w:val="18"/>
                 <w:szCs w:val="18"/>
               </w:rPr>
@@ -3894,7 +4751,8 @@
             </w:pPr>
             <w:r>
               <w:rPr>
-                <w:rFonts w:ascii="Consolas" w:cs="Consolas" w:eastAsia="Consolas" w:hAnsi="Consolas"/>
+                <w:rFonts w:ascii="Consolas" w:hAnsi="Consolas" w:cs="Consolas"/>
+                <w:color w:val="E97132" w:themeColor="accent2"/>
                 <w:sz w:val="18"/>
                 <w:szCs w:val="18"/>
               </w:rPr>
@@ -3934,10 +4792,10 @@
       </w:r>
       <w:r>
         <w:rPr>
-          <w:rFonts w:ascii="Consolas" w:cs="Consolas" w:eastAsia="Consolas" w:hAnsi="Consolas"/>
-          <w:color w:val="8B2500"/>
-          <w:sz w:val="22"/>
-          <w:szCs w:val="22"/>
+          <w:rFonts w:ascii="Consolas" w:hAnsi="Consolas" w:cs="Consolas"/>
+          <w:color w:val="E97132" w:themeColor="accent2"/>
+          <w:sz w:val="18"/>
+          <w:szCs w:val="18"/>
         </w:rPr>
         <w:t xml:space="preserve">Capteur</w:t>
       </w:r>
@@ -3950,10 +4808,10 @@
       </w:r>
       <w:r>
         <w:rPr>
-          <w:rFonts w:ascii="Consolas" w:cs="Consolas" w:eastAsia="Consolas" w:hAnsi="Consolas"/>
-          <w:color w:val="8B2500"/>
-          <w:sz w:val="22"/>
-          <w:szCs w:val="22"/>
+          <w:rFonts w:ascii="Consolas" w:hAnsi="Consolas" w:cs="Consolas"/>
+          <w:color w:val="E97132" w:themeColor="accent2"/>
+          <w:sz w:val="18"/>
+          <w:szCs w:val="18"/>
         </w:rPr>
         <w:t xml:space="preserve">pkg.e05.base</w:t>
       </w:r>
@@ -3974,9 +4832,10 @@
       </w:pPr>
       <w:r>
         <w:rPr>
-          <w:rFonts w:ascii="Consolas" w:cs="Consolas" w:eastAsia="Consolas" w:hAnsi="Consolas"/>
-          <w:sz w:val="19"/>
-          <w:szCs w:val="19"/>
+          <w:rFonts w:ascii="Consolas" w:hAnsi="Consolas" w:cs="Consolas"/>
+          <w:color w:val="E97132" w:themeColor="accent2"/>
+          <w:sz w:val="18"/>
+          <w:szCs w:val="18"/>
         </w:rPr>
         <w:t xml:space="preserve">private final String numeroDeSerie;      personne d'autre</w:t>
       </w:r>
@@ -3990,9 +4849,10 @@
       </w:pPr>
       <w:r>
         <w:rPr>
-          <w:rFonts w:ascii="Consolas" w:cs="Consolas" w:eastAsia="Consolas" w:hAnsi="Consolas"/>
-          <w:sz w:val="19"/>
-          <w:szCs w:val="19"/>
+          <w:rFonts w:ascii="Consolas" w:hAnsi="Consolas" w:cs="Consolas"/>
+          <w:color w:val="E97132" w:themeColor="accent2"/>
+          <w:sz w:val="18"/>
+          <w:szCs w:val="18"/>
         </w:rPr>
         <w:t xml:space="preserve">protected double derniereMesure;         les sous-classes</w:t>
       </w:r>
@@ -4006,9 +4866,10 @@
       </w:pPr>
       <w:r>
         <w:rPr>
-          <w:rFonts w:ascii="Consolas" w:cs="Consolas" w:eastAsia="Consolas" w:hAnsi="Consolas"/>
-          <w:sz w:val="19"/>
-          <w:szCs w:val="19"/>
+          <w:rFonts w:ascii="Consolas" w:hAnsi="Consolas" w:cs="Consolas"/>
+          <w:color w:val="E97132" w:themeColor="accent2"/>
+          <w:sz w:val="18"/>
+          <w:szCs w:val="18"/>
         </w:rPr>
         <w:t xml:space="preserve">public final String nom;                 tout le monde</w:t>
       </w:r>
@@ -4059,10 +4920,10 @@
       </w:r>
       <w:r>
         <w:rPr>
-          <w:rFonts w:ascii="Consolas" w:cs="Consolas" w:eastAsia="Consolas" w:hAnsi="Consolas"/>
-          <w:color w:val="8B2500"/>
-          <w:sz w:val="22"/>
-          <w:szCs w:val="22"/>
+          <w:rFonts w:ascii="Consolas" w:hAnsi="Consolas" w:cs="Consolas"/>
+          <w:color w:val="E97132" w:themeColor="accent2"/>
+          <w:sz w:val="18"/>
+          <w:szCs w:val="18"/>
         </w:rPr>
         <w:t xml:space="preserve">pkg.e05.derive</w:t>
       </w:r>
@@ -4194,7 +5055,8 @@
             </w:pPr>
             <w:r>
               <w:rPr>
-                <w:rFonts w:ascii="Consolas" w:cs="Consolas" w:eastAsia="Consolas" w:hAnsi="Consolas"/>
+                <w:rFonts w:ascii="Consolas" w:hAnsi="Consolas" w:cs="Consolas"/>
+                <w:color w:val="E97132" w:themeColor="accent2"/>
                 <w:sz w:val="18"/>
                 <w:szCs w:val="18"/>
               </w:rPr>
@@ -4218,7 +5080,8 @@
             </w:pPr>
             <w:r>
               <w:rPr>
-                <w:rFonts w:ascii="Consolas" w:cs="Consolas" w:eastAsia="Consolas" w:hAnsi="Consolas"/>
+                <w:rFonts w:ascii="Consolas" w:hAnsi="Consolas" w:cs="Consolas"/>
+                <w:color w:val="E97132" w:themeColor="accent2"/>
                 <w:sz w:val="18"/>
                 <w:szCs w:val="18"/>
               </w:rPr>
@@ -4270,7 +5133,8 @@
             </w:pPr>
             <w:r>
               <w:rPr>
-                <w:rFonts w:ascii="Consolas" w:cs="Consolas" w:eastAsia="Consolas" w:hAnsi="Consolas"/>
+                <w:rFonts w:ascii="Consolas" w:hAnsi="Consolas" w:cs="Consolas"/>
+                <w:color w:val="E97132" w:themeColor="accent2"/>
                 <w:sz w:val="18"/>
                 <w:szCs w:val="18"/>
               </w:rPr>
@@ -4294,7 +5158,8 @@
             </w:pPr>
             <w:r>
               <w:rPr>
-                <w:rFonts w:ascii="Consolas" w:cs="Consolas" w:eastAsia="Consolas" w:hAnsi="Consolas"/>
+                <w:rFonts w:ascii="Consolas" w:hAnsi="Consolas" w:cs="Consolas"/>
+                <w:color w:val="E97132" w:themeColor="accent2"/>
                 <w:sz w:val="18"/>
                 <w:szCs w:val="18"/>
               </w:rPr>
@@ -4346,6 +5211,7 @@
     </w:p>
     <w:p>
       <w:pPr>
+        <w:keepNext w:val="false"/>
         <w:spacing w:after="120"/>
       </w:pPr>
       <w:r>
@@ -4365,9 +5231,10 @@
       </w:pPr>
       <w:r>
         <w:rPr>
-          <w:rFonts w:ascii="Consolas" w:cs="Consolas" w:eastAsia="Consolas" w:hAnsi="Consolas"/>
-          <w:sz w:val="19"/>
-          <w:szCs w:val="19"/>
+          <w:rFonts w:ascii="Consolas" w:hAnsi="Consolas" w:cs="Consolas"/>
+          <w:color w:val="E97132" w:themeColor="accent2"/>
+          <w:sz w:val="18"/>
+          <w:szCs w:val="18"/>
         </w:rPr>
         <w:t xml:space="preserve">                        depuis CapteurMoyenne    depuis Tableau</w:t>
       </w:r>
@@ -4381,9 +5248,10 @@
       </w:pPr>
       <w:r>
         <w:rPr>
-          <w:rFonts w:ascii="Consolas" w:cs="Consolas" w:eastAsia="Consolas" w:hAnsi="Consolas"/>
-          <w:sz w:val="19"/>
-          <w:szCs w:val="19"/>
+          <w:rFonts w:ascii="Consolas" w:hAnsi="Consolas" w:cs="Consolas"/>
+          <w:color w:val="E97132" w:themeColor="accent2"/>
+          <w:sz w:val="18"/>
+          <w:szCs w:val="18"/>
         </w:rPr>
         <w:t xml:space="preserve">  nom                        ?                       ?</w:t>
       </w:r>
@@ -4397,9 +5265,10 @@
       </w:pPr>
       <w:r>
         <w:rPr>
-          <w:rFonts w:ascii="Consolas" w:cs="Consolas" w:eastAsia="Consolas" w:hAnsi="Consolas"/>
-          <w:sz w:val="19"/>
-          <w:szCs w:val="19"/>
+          <w:rFonts w:ascii="Consolas" w:hAnsi="Consolas" w:cs="Consolas"/>
+          <w:color w:val="E97132" w:themeColor="accent2"/>
+          <w:sz w:val="18"/>
+          <w:szCs w:val="18"/>
         </w:rPr>
         <w:t xml:space="preserve">  derniereMesure             ?                       ?</w:t>
       </w:r>
@@ -4413,9 +5282,10 @@
       </w:pPr>
       <w:r>
         <w:rPr>
-          <w:rFonts w:ascii="Consolas" w:cs="Consolas" w:eastAsia="Consolas" w:hAnsi="Consolas"/>
-          <w:sz w:val="19"/>
-          <w:szCs w:val="19"/>
+          <w:rFonts w:ascii="Consolas" w:hAnsi="Consolas" w:cs="Consolas"/>
+          <w:color w:val="E97132" w:themeColor="accent2"/>
+          <w:sz w:val="18"/>
+          <w:szCs w:val="18"/>
         </w:rPr>
         <w:t xml:space="preserve">  numeroDeSerie              ?                       ?</w:t>
       </w:r>
@@ -4438,7 +5308,23 @@
           <w:sz w:val="22"/>
           <w:szCs w:val="22"/>
         </w:rPr>
-        <w:t xml:space="preserve">ce que protected ouvre exactement. Les deux classes sont dans le même package : si le résultat diffère, ce n'est pas le package qui décide.</w:t>
+        <w:t xml:space="preserve">ce que </w:t>
+      </w:r>
+      <w:r>
+        <w:rPr>
+          <w:rFonts w:ascii="Consolas" w:hAnsi="Consolas" w:cs="Consolas"/>
+          <w:color w:val="E97132" w:themeColor="accent2"/>
+          <w:sz w:val="18"/>
+          <w:szCs w:val="18"/>
+        </w:rPr>
+        <w:t xml:space="preserve">protected</w:t>
+      </w:r>
+      <w:r>
+        <w:rPr>
+          <w:sz w:val="22"/>
+          <w:szCs w:val="22"/>
+        </w:rPr>
+        <w:t xml:space="preserve"> ouvre exactement. Les deux classes sont dans le même package : si le résultat diffère, ce n'est pas le package qui décide.</w:t>
       </w:r>
     </w:p>
     <w:p>
@@ -4476,10 +5362,10 @@
       </w:r>
       <w:r>
         <w:rPr>
-          <w:rFonts w:ascii="Consolas" w:cs="Consolas" w:eastAsia="Consolas" w:hAnsi="Consolas"/>
-          <w:color w:val="8B2500"/>
-          <w:sz w:val="22"/>
-          <w:szCs w:val="22"/>
+          <w:rFonts w:ascii="Consolas" w:hAnsi="Consolas" w:cs="Consolas"/>
+          <w:color w:val="E97132" w:themeColor="accent2"/>
+          <w:sz w:val="18"/>
+          <w:szCs w:val="18"/>
         </w:rPr>
         <w:t xml:space="preserve">lisser()</w:t>
       </w:r>
@@ -4504,7 +5390,23 @@
           <w:sz w:val="22"/>
           <w:szCs w:val="22"/>
         </w:rPr>
-        <w:t xml:space="preserve"> au champ protected, sans passer par un accesseur. C'est ce qu'on cherche à rendre visible.</w:t>
+        <w:t xml:space="preserve"> au champ </w:t>
+      </w:r>
+      <w:r>
+        <w:rPr>
+          <w:rFonts w:ascii="Consolas" w:hAnsi="Consolas" w:cs="Consolas"/>
+          <w:color w:val="E97132" w:themeColor="accent2"/>
+          <w:sz w:val="18"/>
+          <w:szCs w:val="18"/>
+        </w:rPr>
+        <w:t xml:space="preserve">protected</w:t>
+      </w:r>
+      <w:r>
+        <w:rPr>
+          <w:sz w:val="22"/>
+          <w:szCs w:val="22"/>
+        </w:rPr>
+        <w:t xml:space="preserve">, sans passer par un accesseur. C'est ce qu'on cherche à rendre visible.</w:t>
       </w:r>
     </w:p>
     <w:p>
@@ -4525,10 +5427,10 @@
       </w:r>
       <w:r>
         <w:rPr>
-          <w:rFonts w:ascii="Consolas" w:cs="Consolas" w:eastAsia="Consolas" w:hAnsi="Consolas"/>
-          <w:color w:val="8B2500"/>
-          <w:sz w:val="22"/>
-          <w:szCs w:val="22"/>
+          <w:rFonts w:ascii="Consolas" w:hAnsi="Consolas" w:cs="Consolas"/>
+          <w:color w:val="E97132" w:themeColor="accent2"/>
+          <w:sz w:val="18"/>
+          <w:szCs w:val="18"/>
         </w:rPr>
         <w:t xml:space="preserve">decrire()</w:t>
       </w:r>
@@ -4554,7 +5456,7 @@
           <w:sz w:val="24"/>
           <w:szCs w:val="24"/>
         </w:rPr>
-        <w:t xml:space="preserve">Vérification</w:t>
+        <w:t xml:space="preserve">Comment vérifier votre code</w:t>
       </w:r>
     </w:p>
     <w:tbl>
@@ -4708,10 +5610,10 @@
       </w:r>
       <w:r>
         <w:rPr>
-          <w:rFonts w:ascii="Consolas" w:cs="Consolas" w:eastAsia="Consolas" w:hAnsi="Consolas"/>
-          <w:color w:val="8B2500"/>
-          <w:sz w:val="22"/>
-          <w:szCs w:val="22"/>
+          <w:rFonts w:ascii="Consolas" w:hAnsi="Consolas" w:cs="Consolas"/>
+          <w:color w:val="E97132" w:themeColor="accent2"/>
+          <w:sz w:val="18"/>
+          <w:szCs w:val="18"/>
         </w:rPr>
         <w:t xml:space="preserve">lisser()</w:t>
       </w:r>
@@ -4724,10 +5626,10 @@
       </w:r>
       <w:r>
         <w:rPr>
-          <w:rFonts w:ascii="Consolas" w:cs="Consolas" w:eastAsia="Consolas" w:hAnsi="Consolas"/>
-          <w:color w:val="8B2500"/>
-          <w:sz w:val="22"/>
-          <w:szCs w:val="22"/>
+          <w:rFonts w:ascii="Consolas" w:hAnsi="Consolas" w:cs="Consolas"/>
+          <w:color w:val="E97132" w:themeColor="accent2"/>
+          <w:sz w:val="18"/>
+          <w:szCs w:val="18"/>
         </w:rPr>
         <w:t xml:space="preserve">mesurer((valeur + lire()) / 2)</w:t>
       </w:r>
@@ -4736,14 +5638,30 @@
           <w:sz w:val="22"/>
           <w:szCs w:val="22"/>
         </w:rPr>
-        <w:t xml:space="preserve"> et vous passer de protected. Laquelle des deux versions préférez-vous, et pourquoi ? Voir </w:t>
-      </w:r>
-      <w:r>
-        <w:rPr>
-          <w:rFonts w:ascii="Consolas" w:cs="Consolas" w:eastAsia="Consolas" w:hAnsi="Consolas"/>
-          <w:color w:val="8B2500"/>
-          <w:sz w:val="22"/>
-          <w:szCs w:val="22"/>
+        <w:t xml:space="preserve"> et vous passer de </w:t>
+      </w:r>
+      <w:r>
+        <w:rPr>
+          <w:rFonts w:ascii="Consolas" w:hAnsi="Consolas" w:cs="Consolas"/>
+          <w:color w:val="E97132" w:themeColor="accent2"/>
+          <w:sz w:val="18"/>
+          <w:szCs w:val="18"/>
+        </w:rPr>
+        <w:t xml:space="preserve">protected</w:t>
+      </w:r>
+      <w:r>
+        <w:rPr>
+          <w:sz w:val="22"/>
+          <w:szCs w:val="22"/>
+        </w:rPr>
+        <w:t xml:space="preserve">. Laquelle des deux versions préférez-vous, et pourquoi ? Voir </w:t>
+      </w:r>
+      <w:r>
+        <w:rPr>
+          <w:rFonts w:ascii="Consolas" w:hAnsi="Consolas" w:cs="Consolas"/>
+          <w:color w:val="E97132" w:themeColor="accent2"/>
+          <w:sz w:val="18"/>
+          <w:szCs w:val="18"/>
         </w:rPr>
         <w:t xml:space="preserve">CC-OBJ.2</w:t>
       </w:r>
@@ -4773,10 +5691,10 @@
       </w:r>
       <w:r>
         <w:rPr>
-          <w:rFonts w:ascii="Consolas" w:cs="Consolas" w:eastAsia="Consolas" w:hAnsi="Consolas"/>
-          <w:color w:val="8B2500"/>
-          <w:sz w:val="22"/>
-          <w:szCs w:val="22"/>
+          <w:rFonts w:ascii="Consolas" w:hAnsi="Consolas" w:cs="Consolas"/>
+          <w:color w:val="E97132" w:themeColor="accent2"/>
+          <w:sz w:val="18"/>
+          <w:szCs w:val="18"/>
         </w:rPr>
         <w:t xml:space="preserve">derniereMesure</w:t>
       </w:r>
@@ -4810,7 +5728,7 @@
       </w:r>
     </w:p>
     <w:sectPr>
-      <w:footerReference w:type="default" r:id="rId8"/>
+      <w:footerReference w:type="default" r:id="rId9"/>
       <w:pgSz w:w="11906" w:h="16838" w:orient="portrait"/>
       <w:pgMar w:top="1440" w:right="1440" w:bottom="1440" w:left="1440" w:header="708" w:footer="708" w:gutter="0"/>
       <w:pgNumType w:start="1"/>
@@ -4913,7 +5831,7 @@
       <w:fldChar w:fldCharType="separate"/>
     </w:r>
     <w:r>
-      <w:t>7</w:t>
+      <w:t>8</w:t>
     </w:r>
     <w:r>
       <w:fldChar w:fldCharType="end"/>
@@ -5075,7 +5993,13 @@
 <file path=word/styles.xml><?xml version="1.0" encoding="utf-8"?>
 <w:styles xmlns:mc="http://schemas.openxmlformats.org/markup-compatibility/2006" xmlns:r="http://schemas.openxmlformats.org/officeDocument/2006/relationships" xmlns:w="http://schemas.openxmlformats.org/wordprocessingml/2006/main" xmlns:w14="http://schemas.microsoft.com/office/word/2010/wordml" xmlns:w15="http://schemas.microsoft.com/office/word/2012/wordml" mc:Ignorable="w14 w15">
   <w:docDefaults>
-    <w:rPrDefault/>
+    <w:rPrDefault>
+      <w:rPr>
+        <w:rFonts w:ascii="Cormorant Garamond" w:hAnsi="Cormorant Garamond" w:eastAsia="Cormorant Garamond" w:cs="Cormorant Garamond"/>
+        <w:sz w:val="22"/>
+        <w:szCs w:val="22"/>
+      </w:rPr>
+    </w:rPrDefault>
     <w:pPrDefault/>
   </w:docDefaults>
   <w:style w:type="paragraph" w:styleId="Title">
@@ -5084,6 +6008,7 @@
     <w:next w:val="Normal"/>
     <w:qFormat/>
     <w:rPr>
+      <w:rFonts w:ascii="Cormorant Garamond" w:hAnsi="Cormorant Garamond" w:eastAsia="Cormorant Garamond" w:cs="Cormorant Garamond"/>
       <w:sz w:val="56"/>
       <w:szCs w:val="56"/>
     </w:rPr>
@@ -5094,6 +6019,7 @@
     <w:next w:val="Normal"/>
     <w:qFormat/>
     <w:rPr>
+      <w:rFonts w:ascii="Cormorant Garamond" w:hAnsi="Cormorant Garamond" w:eastAsia="Cormorant Garamond" w:cs="Cormorant Garamond"/>
       <w:color w:val="2E74B5"/>
       <w:sz w:val="32"/>
       <w:szCs w:val="32"/>
@@ -5105,6 +6031,7 @@
     <w:next w:val="Normal"/>
     <w:qFormat/>
     <w:rPr>
+      <w:rFonts w:ascii="Cormorant Garamond" w:hAnsi="Cormorant Garamond" w:eastAsia="Cormorant Garamond" w:cs="Cormorant Garamond"/>
       <w:color w:val="2E74B5"/>
       <w:sz w:val="26"/>
       <w:szCs w:val="26"/>
@@ -5116,6 +6043,7 @@
     <w:next w:val="Normal"/>
     <w:qFormat/>
     <w:rPr>
+      <w:rFonts w:ascii="Cormorant Garamond" w:hAnsi="Cormorant Garamond" w:eastAsia="Cormorant Garamond" w:cs="Cormorant Garamond"/>
       <w:color w:val="1F4D78"/>
       <w:sz w:val="24"/>
       <w:szCs w:val="24"/>
@@ -5127,6 +6055,7 @@
     <w:next w:val="Normal"/>
     <w:qFormat/>
     <w:rPr>
+      <w:rFonts w:ascii="Cormorant Garamond" w:hAnsi="Cormorant Garamond" w:eastAsia="Cormorant Garamond" w:cs="Cormorant Garamond"/>
       <w:i/>
       <w:iCs/>
       <w:color w:val="2E74B5"/>
@@ -5138,6 +6067,7 @@
     <w:next w:val="Normal"/>
     <w:qFormat/>
     <w:rPr>
+      <w:rFonts w:ascii="Cormorant Garamond" w:hAnsi="Cormorant Garamond" w:eastAsia="Cormorant Garamond" w:cs="Cormorant Garamond"/>
       <w:color w:val="2E74B5"/>
     </w:rPr>
   </w:style>
@@ -5147,6 +6077,7 @@
     <w:next w:val="Normal"/>
     <w:qFormat/>
     <w:rPr>
+      <w:rFonts w:ascii="Cormorant Garamond" w:hAnsi="Cormorant Garamond" w:eastAsia="Cormorant Garamond" w:cs="Cormorant Garamond"/>
       <w:color w:val="1F4D78"/>
     </w:rPr>
   </w:style>

--- a/enonces/PKG_enonces.docx
+++ b/enonces/PKG_enonces.docx
@@ -4,7 +4,9 @@
   <w:body>
     <w:p>
       <w:pPr>
-        <w:spacing w:after="0"/>
+        <w:tabs>
+          <w:tab w:val="right" w:pos="9026"/>
+        </w:tabs>
       </w:pPr>
       <w:r>
         <w:drawing>
@@ -46,95 +48,112 @@
           </wp:inline>
         </w:drawing>
       </w:r>
-    </w:p>
-    <w:p>
-      <w:pPr>
-        <w:spacing w:after="120" w:before="700"/>
-        <w:jc w:val="center"/>
-      </w:pPr>
-      <w:r>
-        <w:rPr>
-          <w:color w:val="595959"/>
-          <w:sz w:val="26"/>
-          <w:szCs w:val="26"/>
-        </w:rPr>
-        <w:t xml:space="preserve">Programmation orientée objet — Java</w:t>
-      </w:r>
-    </w:p>
-    <w:p>
-      <w:pPr>
-        <w:spacing w:after="100"/>
-        <w:jc w:val="center"/>
-      </w:pPr>
-      <w:r>
-        <w:rPr>
+      <w:r>
+        <w:rPr>
+          <w:rFonts w:ascii="Calibri" w:cs="Calibri" w:eastAsia="Calibri" w:hAnsi="Calibri"/>
+          <w:sz w:val="36"/>
+          <w:szCs w:val="36"/>
+        </w:rPr>
+        <w:tab/>
+      </w:r>
+      <w:r>
+        <w:rPr>
+          <w:rFonts w:ascii="Calibri" w:cs="Calibri" w:eastAsia="Calibri" w:hAnsi="Calibri"/>
+          <w:color w:val="000000"/>
+          <w:sz w:val="36"/>
+          <w:szCs w:val="36"/>
+        </w:rPr>
+        <w:t xml:space="preserve">Année académique </w:t>
+      </w:r>
+      <w:r>
+        <w:rPr>
+          <w:rFonts w:ascii="Calibri" w:cs="Calibri" w:eastAsia="Calibri" w:hAnsi="Calibri"/>
           <w:b/>
           <w:bCs/>
-          <w:color w:val="1F4E79"/>
-          <w:sz w:val="52"/>
-          <w:szCs w:val="52"/>
-        </w:rPr>
-        <w:t xml:space="preserve">Thème PKG</w:t>
-      </w:r>
-    </w:p>
-    <w:p>
-      <w:pPr>
-        <w:spacing w:after="200"/>
+          <w:color w:val="000000"/>
+          <w:sz w:val="36"/>
+          <w:szCs w:val="36"/>
+        </w:rPr>
+        <w:t xml:space="preserve">2026-2027</w:t>
+      </w:r>
+    </w:p>
+    <w:p>
+      <w:pPr>
+        <w:spacing w:after="120" w:before="3900"/>
         <w:jc w:val="center"/>
       </w:pPr>
       <w:r>
         <w:rPr>
+          <w:rFonts w:ascii="Calibri" w:cs="Calibri" w:eastAsia="Calibri" w:hAnsi="Calibri"/>
+          <w:color w:val="000000"/>
+          <w:sz w:val="36"/>
+          <w:szCs w:val="36"/>
+        </w:rPr>
+        <w:t xml:space="preserve">Programmation orientée objet — Java</w:t>
+      </w:r>
+    </w:p>
+    <w:p>
+      <w:pPr>
+        <w:spacing w:after="100" w:before="0"/>
+        <w:jc w:val="center"/>
+      </w:pPr>
+      <w:r>
+        <w:rPr>
+          <w:rFonts w:ascii="Calibri" w:cs="Calibri" w:eastAsia="Calibri" w:hAnsi="Calibri"/>
           <w:b/>
           <w:bCs/>
-          <w:color w:val="1F4E79"/>
-          <w:sz w:val="32"/>
-          <w:szCs w:val="32"/>
+          <w:color w:val="000000"/>
+          <w:sz w:val="72"/>
+          <w:szCs w:val="72"/>
+        </w:rPr>
+        <w:t xml:space="preserve">Module PKG</w:t>
+      </w:r>
+    </w:p>
+    <w:p>
+      <w:pPr>
+        <w:spacing w:after="200" w:before="0"/>
+        <w:jc w:val="center"/>
+      </w:pPr>
+      <w:r>
+        <w:rPr>
+          <w:rFonts w:ascii="Calibri" w:cs="Calibri" w:eastAsia="Calibri" w:hAnsi="Calibri"/>
+          <w:b/>
+          <w:bCs/>
+          <w:color w:val="000000"/>
+          <w:sz w:val="40"/>
+          <w:szCs w:val="40"/>
         </w:rPr>
         <w:t xml:space="preserve">Packages et visibilité</w:t>
       </w:r>
     </w:p>
     <w:p>
       <w:pPr>
-        <w:spacing w:after="800"/>
+        <w:spacing w:after="800" w:before="0"/>
         <w:jc w:val="center"/>
       </w:pPr>
       <w:r>
         <w:rPr>
-          <w:color w:val="595959"/>
-          <w:sz w:val="26"/>
-          <w:szCs w:val="26"/>
+          <w:rFonts w:ascii="Calibri" w:cs="Calibri" w:eastAsia="Calibri" w:hAnsi="Calibri"/>
+          <w:color w:val="000000"/>
+          <w:sz w:val="36"/>
+          <w:szCs w:val="36"/>
         </w:rPr>
         <w:t xml:space="preserve">Qui voit quoi, et pourquoi un accesseur n'est pas un champ public</w:t>
       </w:r>
     </w:p>
     <w:p>
       <w:pPr>
-        <w:keepNext w:val="false"/>
-        <w:spacing w:after="120"/>
+        <w:spacing w:after="120" w:before="5450"/>
         <w:jc w:val="center"/>
       </w:pPr>
       <w:r>
         <w:rPr>
-          <w:color w:val="595959"/>
-          <w:sz w:val="22"/>
-          <w:szCs w:val="22"/>
+          <w:rFonts w:ascii="Calibri" w:cs="Calibri" w:eastAsia="Calibri" w:hAnsi="Calibri"/>
+          <w:color w:val="000000"/>
+          <w:sz w:val="36"/>
+          <w:szCs w:val="36"/>
         </w:rPr>
         <w:t xml:space="preserve">EPHEC — Bachelier en informatique, niveau 2</w:t>
-      </w:r>
-    </w:p>
-    <w:p>
-      <w:pPr>
-        <w:keepNext w:val="false"/>
-        <w:spacing w:after="120"/>
-        <w:jc w:val="center"/>
-      </w:pPr>
-      <w:r>
-        <w:rPr>
-          <w:color w:val="595959"/>
-          <w:sz w:val="22"/>
-          <w:szCs w:val="22"/>
-        </w:rPr>
-        <w:t xml:space="preserve">Année académique 2026-2027</w:t>
       </w:r>
     </w:p>
     <w:p>
@@ -2236,8 +2255,8 @@
             </w:pPr>
             <w:r>
               <w:rPr>
-                <w:sz w:val="21"/>
-                <w:szCs w:val="21"/>
+                <w:sz w:val="22"/>
+                <w:szCs w:val="22"/>
               </w:rPr>
               <w:t xml:space="preserve">Compare votre réponse à la liste attendue. Le test ne vous dira pas laquelle est fausse : c'est l'expérimentation qui doit vous donner la réponse, pas le test.</w:t>
             </w:r>
@@ -3039,8 +3058,8 @@
             </w:pPr>
             <w:r>
               <w:rPr>
-                <w:sz w:val="21"/>
-                <w:szCs w:val="21"/>
+                <w:sz w:val="22"/>
+                <w:szCs w:val="22"/>
               </w:rPr>
               <w:t xml:space="preserve">Vérifie que le numéro se lit depuis l'autre package, et que le champ n'est pas devenu public au passage. Les deux tests doivent passer ensemble : rendre le champ public ferait échouer le second.</w:t>
             </w:r>
@@ -3515,8 +3534,8 @@
             </w:pPr>
             <w:r>
               <w:rPr>
-                <w:sz w:val="21"/>
-                <w:szCs w:val="21"/>
+                <w:sz w:val="22"/>
+                <w:szCs w:val="22"/>
               </w:rPr>
               <w:t xml:space="preserve">Vérifie qu'aucun champ n'est resté public, que seules les trois opérations utilisées le sont encore, et que le paquet fonctionne toujours.</w:t>
             </w:r>
@@ -4169,8 +4188,8 @@
             </w:pPr>
             <w:r>
               <w:rPr>
-                <w:sz w:val="21"/>
-                <w:szCs w:val="21"/>
+                <w:sz w:val="22"/>
+                <w:szCs w:val="22"/>
               </w:rPr>
               <w:t xml:space="preserve">Vérifie que chaque classe se trouve à sa nouvelle place, et qu'aucune ne subsiste à l'ancienne. Ce dernier test vous protège du copier-coller : deux copies d'une même classe est le pire des résultats.</w:t>
             </w:r>
@@ -5491,68 +5510,164 @@
           </w:tcPr>
           <w:p>
             <w:pPr>
-              <w:spacing w:after="80"/>
-            </w:pPr>
-            <w:r>
-              <w:rPr>
-                <w:sz w:val="21"/>
-                <w:szCs w:val="21"/>
-              </w:rPr>
-            </w:r>
-          </w:p>
-          <w:p>
-            <w:pPr>
-              <w:spacing w:after="80"/>
-            </w:pPr>
-            <w:r>
-              <w:rPr>
-                <w:sz w:val="21"/>
-                <w:szCs w:val="21"/>
-              </w:rPr>
-            </w:r>
-          </w:p>
-          <w:p>
-            <w:pPr>
-              <w:spacing w:after="80"/>
-            </w:pPr>
-            <w:r>
-              <w:rPr>
-                <w:sz w:val="21"/>
-                <w:szCs w:val="21"/>
-              </w:rPr>
-            </w:r>
-          </w:p>
-          <w:p>
-            <w:pPr>
-              <w:spacing w:after="80"/>
-            </w:pPr>
-            <w:r>
-              <w:rPr>
-                <w:sz w:val="21"/>
-                <w:szCs w:val="21"/>
-              </w:rPr>
-            </w:r>
-          </w:p>
-          <w:p>
-            <w:pPr>
-              <w:spacing w:after="80"/>
-            </w:pPr>
-            <w:r>
-              <w:rPr>
-                <w:sz w:val="21"/>
-                <w:szCs w:val="21"/>
-              </w:rPr>
-            </w:r>
-          </w:p>
-          <w:p>
-            <w:pPr>
-              <w:spacing w:after="0"/>
-            </w:pPr>
-            <w:r>
-              <w:rPr>
-                <w:sz w:val="21"/>
-                <w:szCs w:val="21"/>
-              </w:rPr>
+              <w:tabs>
+                <w:tab w:val="left" w:pos="4300"/>
+              </w:tabs>
+              <w:spacing w:after="40"/>
+            </w:pPr>
+            <w:r>
+              <w:rPr>
+                <w:rFonts w:ascii="Consolas" w:hAnsi="Consolas" w:cs="Consolas"/>
+                <w:color w:val="E97132" w:themeColor="accent2"/>
+                <w:sz w:val="18"/>
+                <w:szCs w:val="18"/>
+              </w:rPr>
+              <w:t xml:space="preserve">lisser(60) sur un capteur neuf</w:t>
+            </w:r>
+            <w:r>
+              <w:rPr>
+                <w:rFonts w:ascii="Consolas" w:hAnsi="Consolas" w:cs="Consolas"/>
+                <w:color w:val="E97132" w:themeColor="accent2"/>
+                <w:sz w:val="18"/>
+                <w:szCs w:val="18"/>
+              </w:rPr>
+              <w:tab/>
+              <w:t xml:space="preserve">30.00</w:t>
+            </w:r>
+          </w:p>
+          <w:p>
+            <w:pPr>
+              <w:tabs>
+                <w:tab w:val="left" w:pos="4300"/>
+              </w:tabs>
+              <w:spacing w:after="40"/>
+            </w:pPr>
+            <w:r>
+              <w:rPr>
+                <w:rFonts w:ascii="Consolas" w:hAnsi="Consolas" w:cs="Consolas"/>
+                <w:color w:val="E97132" w:themeColor="accent2"/>
+                <w:sz w:val="18"/>
+                <w:szCs w:val="18"/>
+              </w:rPr>
+              <w:t xml:space="preserve">puis lisser(70)</w:t>
+            </w:r>
+            <w:r>
+              <w:rPr>
+                <w:rFonts w:ascii="Consolas" w:hAnsi="Consolas" w:cs="Consolas"/>
+                <w:color w:val="E97132" w:themeColor="accent2"/>
+                <w:sz w:val="18"/>
+                <w:szCs w:val="18"/>
+              </w:rPr>
+              <w:tab/>
+              <w:t xml:space="preserve">50.00</w:t>
+            </w:r>
+          </w:p>
+          <w:p>
+            <w:pPr>
+              <w:tabs>
+                <w:tab w:val="left" w:pos="4300"/>
+              </w:tabs>
+              <w:spacing w:after="40"/>
+            </w:pPr>
+            <w:r>
+              <w:rPr>
+                <w:rFonts w:ascii="Consolas" w:hAnsi="Consolas" w:cs="Consolas"/>
+                <w:color w:val="E97132" w:themeColor="accent2"/>
+                <w:sz w:val="18"/>
+                <w:szCs w:val="18"/>
+              </w:rPr>
+              <w:t xml:space="preserve">decrire()</w:t>
+            </w:r>
+            <w:r>
+              <w:rPr>
+                <w:rFonts w:ascii="Consolas" w:hAnsi="Consolas" w:cs="Consolas"/>
+                <w:color w:val="E97132" w:themeColor="accent2"/>
+                <w:sz w:val="18"/>
+                <w:szCs w:val="18"/>
+              </w:rPr>
+              <w:tab/>
+              <w:t xml:space="preserve">Hygrometre (9b71) : 50.00</w:t>
+            </w:r>
+          </w:p>
+          <w:p>
+            <w:pPr>
+              <w:tabs>
+                <w:tab w:val="left" w:pos="4300"/>
+              </w:tabs>
+              <w:spacing w:after="40"/>
+            </w:pPr>
+            <w:r>
+              <w:rPr>
+                <w:rFonts w:ascii="Consolas" w:hAnsi="Consolas" w:cs="Consolas"/>
+                <w:color w:val="E97132" w:themeColor="accent2"/>
+                <w:sz w:val="18"/>
+                <w:szCs w:val="18"/>
+              </w:rPr>
+              <w:t xml:space="preserve">sommeDesMesures des deux capteurs</w:t>
+            </w:r>
+            <w:r>
+              <w:rPr>
+                <w:rFonts w:ascii="Consolas" w:hAnsi="Consolas" w:cs="Consolas"/>
+                <w:color w:val="E97132" w:themeColor="accent2"/>
+                <w:sz w:val="18"/>
+                <w:szCs w:val="18"/>
+              </w:rPr>
+              <w:tab/>
+              <w:t xml:space="preserve">71.50</w:t>
+            </w:r>
+          </w:p>
+          <w:p>
+            <w:pPr>
+              <w:tabs>
+                <w:tab w:val="left" w:pos="4300"/>
+              </w:tabs>
+              <w:spacing w:after="40"/>
+            </w:pPr>
+            <w:r>
+              <w:rPr>
+                <w:rFonts w:ascii="Consolas" w:hAnsi="Consolas" w:cs="Consolas"/>
+                <w:color w:val="E97132" w:themeColor="accent2"/>
+                <w:sz w:val="18"/>
+                <w:szCs w:val="18"/>
+              </w:rPr>
+              <w:t xml:space="preserve">plusEleve()</w:t>
+            </w:r>
+            <w:r>
+              <w:rPr>
+                <w:rFonts w:ascii="Consolas" w:hAnsi="Consolas" w:cs="Consolas"/>
+                <w:color w:val="E97132" w:themeColor="accent2"/>
+                <w:sz w:val="18"/>
+                <w:szCs w:val="18"/>
+              </w:rPr>
+              <w:tab/>
+              <w:t xml:space="preserve">Hygrometre</w:t>
+            </w:r>
+          </w:p>
+          <w:p>
+            <w:pPr>
+              <w:tabs>
+                <w:tab w:val="left" w:pos="4300"/>
+              </w:tabs>
+              <w:spacing w:after="0"/>
+            </w:pPr>
+            <w:r>
+              <w:rPr>
+                <w:rFonts w:ascii="Consolas" w:hAnsi="Consolas" w:cs="Consolas"/>
+                <w:color w:val="E97132" w:themeColor="accent2"/>
+                <w:sz w:val="18"/>
+                <w:szCs w:val="18"/>
+              </w:rPr>
+              <w:t xml:space="preserve">plusEleve() sans capteur</w:t>
+            </w:r>
+            <w:r>
+              <w:rPr>
+                <w:rFonts w:ascii="Consolas" w:hAnsi="Consolas" w:cs="Consolas"/>
+                <w:color w:val="E97132" w:themeColor="accent2"/>
+                <w:sz w:val="18"/>
+                <w:szCs w:val="18"/>
+              </w:rPr>
+              <w:tab/>
+              <w:t xml:space="preserve">aucun capteur</w:t>
             </w:r>
           </w:p>
         </w:tc>
@@ -5831,7 +5946,7 @@
       <w:fldChar w:fldCharType="separate"/>
     </w:r>
     <w:r>
-      <w:t>8</w:t>
+      <w:t>9</w:t>
     </w:r>
     <w:r>
       <w:fldChar w:fldCharType="end"/>

--- a/enonces/PKG_enonces.docx
+++ b/enonces/PKG_enonces.docx
@@ -2907,7 +2907,7 @@
                 <w:sz w:val="20"/>
                 <w:szCs w:val="20"/>
               </w:rPr>
-              <w:t xml:space="preserve">Rend le numéro, en lecture seule</w:t>
+              <w:t xml:space="preserve">Retourne le numéro, en lecture seule</w:t>
             </w:r>
           </w:p>
         </w:tc>
@@ -3094,7 +3094,7 @@
           <w:sz w:val="22"/>
           <w:szCs w:val="22"/>
         </w:rPr>
-        <w:t xml:space="preserve">Un champ public donne deux droits à la fois — lire et écrire — à tout le monde et pour toujours. Un getter public ne donne que la lecture, et laisse la classe maîtresse de ce qu'elle rend : elle peut demain calculer la valeur, la formater, ou refuser de la donner.</w:t>
+        <w:t xml:space="preserve">Un champ public donne deux droits à la fois — lire et écrire — à tout le monde et pour toujours. Un getter public ne donne que la lecture, et laisse la classe maîtresse de ce qu'elle retourne : elle peut demain calculer la valeur, la formater, ou refuser de la donner.</w:t>
       </w:r>
     </w:p>
     <w:p>
@@ -3107,7 +3107,7 @@
           <w:sz w:val="22"/>
           <w:szCs w:val="22"/>
         </w:rPr>
-        <w:t xml:space="preserve">C'est la réponse à la question que beaucoup se posent en POO.2 : à quoi bon écrire un getter qui se contente de rendre le champ ? À cela. Le getter et le champ public ne sont pas équivalents, même quand leur code se ressemble.</w:t>
+        <w:t xml:space="preserve">C'est la réponse à la question que beaucoup se posent en POO.2 : à quoi bon écrire un getter qui se contente de retourner le champ ? À cela. Le getter et le champ public ne sont pas équivalents, même quand leur code se ressemble.</w:t>
       </w:r>
     </w:p>
     <w:p>

--- a/enonces/PKG_enonces.docx
+++ b/enonces/PKG_enonces.docx
@@ -3127,6 +3127,7 @@
           <w:color w:val="E97132" w:themeColor="accent2"/>
           <w:sz w:val="18"/>
           <w:szCs w:val="18"/>
+          <w:u w:val="none"/>
         </w:rPr>
         <w:t xml:space="preserve">CC-OBJ.2</w:t>
       </w:r>
@@ -3611,6 +3612,7 @@
           <w:color w:val="E97132" w:themeColor="accent2"/>
           <w:sz w:val="18"/>
           <w:szCs w:val="18"/>
+          <w:u w:val="none"/>
         </w:rPr>
         <w:t xml:space="preserve">CC-CLS.2</w:t>
       </w:r>
@@ -4325,6 +4327,7 @@
           <w:color w:val="E97132" w:themeColor="accent2"/>
           <w:sz w:val="18"/>
           <w:szCs w:val="18"/>
+          <w:u w:val="none"/>
         </w:rPr>
         <w:t xml:space="preserve">CC-CLS.1</w:t>
       </w:r>
@@ -5777,6 +5780,7 @@
           <w:color w:val="E97132" w:themeColor="accent2"/>
           <w:sz w:val="18"/>
           <w:szCs w:val="18"/>
+          <w:u w:val="none"/>
         </w:rPr>
         <w:t xml:space="preserve">CC-OBJ.2</w:t>
       </w:r>

--- a/enonces/PKG_enonces.docx
+++ b/enonces/PKG_enonces.docx
@@ -1036,8 +1036,8 @@
             <w:hyperlink w:history="1" w:anchor="ex-PKG-1">
               <w:r>
                 <w:rPr>
-                  <w:rFonts w:ascii="Consolas" w:cs="Consolas" w:eastAsia="Consolas" w:hAnsi="Consolas"/>
-                  <w:color w:val="2B6CB0"/>
+                  <w:rFonts w:ascii="Consolas" w:hAnsi="Consolas" w:cs="Consolas"/>
+                  <w:color w:val="0563C1"/>
                   <w:sz w:val="18"/>
                   <w:szCs w:val="18"/>
                   <w:u w:val="single"/>
@@ -1117,8 +1117,8 @@
             <w:hyperlink w:history="1" w:anchor="ex-PKG-2">
               <w:r>
                 <w:rPr>
-                  <w:rFonts w:ascii="Consolas" w:cs="Consolas" w:eastAsia="Consolas" w:hAnsi="Consolas"/>
-                  <w:color w:val="2B6CB0"/>
+                  <w:rFonts w:ascii="Consolas" w:hAnsi="Consolas" w:cs="Consolas"/>
+                  <w:color w:val="0563C1"/>
                   <w:sz w:val="18"/>
                   <w:szCs w:val="18"/>
                   <w:u w:val="single"/>
@@ -1198,8 +1198,8 @@
             <w:hyperlink w:history="1" w:anchor="ex-PKG-3">
               <w:r>
                 <w:rPr>
-                  <w:rFonts w:ascii="Consolas" w:cs="Consolas" w:eastAsia="Consolas" w:hAnsi="Consolas"/>
-                  <w:color w:val="2B6CB0"/>
+                  <w:rFonts w:ascii="Consolas" w:hAnsi="Consolas" w:cs="Consolas"/>
+                  <w:color w:val="0563C1"/>
                   <w:sz w:val="18"/>
                   <w:szCs w:val="18"/>
                   <w:u w:val="single"/>
@@ -1279,8 +1279,8 @@
             <w:hyperlink w:history="1" w:anchor="ex-PKG-4">
               <w:r>
                 <w:rPr>
-                  <w:rFonts w:ascii="Consolas" w:cs="Consolas" w:eastAsia="Consolas" w:hAnsi="Consolas"/>
-                  <w:color w:val="2B6CB0"/>
+                  <w:rFonts w:ascii="Consolas" w:hAnsi="Consolas" w:cs="Consolas"/>
+                  <w:color w:val="0563C1"/>
                   <w:sz w:val="18"/>
                   <w:szCs w:val="18"/>
                   <w:u w:val="single"/>
@@ -1360,8 +1360,8 @@
             <w:hyperlink w:history="1" w:anchor="ex-PKG-5">
               <w:r>
                 <w:rPr>
-                  <w:rFonts w:ascii="Consolas" w:cs="Consolas" w:eastAsia="Consolas" w:hAnsi="Consolas"/>
-                  <w:color w:val="2B6CB0"/>
+                  <w:rFonts w:ascii="Consolas" w:hAnsi="Consolas" w:cs="Consolas"/>
+                  <w:color w:val="0563C1"/>
                   <w:sz w:val="18"/>
                   <w:szCs w:val="18"/>
                   <w:u w:val="single"/>
